--- a/exercises/Bài tập 077 - Sự hòa hợp giữa chủ ngữ và động từ.docx
+++ b/exercises/Bài tập 077 - Sự hòa hợp giữa chủ ngữ và động từ.docx
@@ -1,581 +1,2774 @@
 
 <file path=word/document.xml><?xml version="1.0" encoding="utf-8"?>
-<w:document xmlns:w="http://schemas.openxmlformats.org/wordprocessingml/2006/main">
+<w:document xmlns:wpc="http://schemas.microsoft.com/office/word/2010/wordprocessingCanvas" xmlns:cx="http://schemas.microsoft.com/office/drawing/2014/chartex" xmlns:cx1="http://schemas.microsoft.com/office/drawing/2015/9/8/chartex" xmlns:cx2="http://schemas.microsoft.com/office/drawing/2015/10/21/chartex" xmlns:cx3="http://schemas.microsoft.com/office/drawing/2016/5/9/chartex" xmlns:cx4="http://schemas.microsoft.com/office/drawing/2016/5/10/chartex" xmlns:cx5="http://schemas.microsoft.com/office/drawing/2016/5/11/chartex" xmlns:cx6="http://schemas.microsoft.com/office/drawing/2016/5/12/chartex" xmlns:cx7="http://schemas.microsoft.com/office/drawing/2016/5/13/chartex" xmlns:cx8="http://schemas.microsoft.com/office/drawing/2016/5/14/chartex" xmlns:mc="http://schemas.openxmlformats.org/markup-compatibility/2006" xmlns:aink="http://schemas.microsoft.com/office/drawing/2016/ink" xmlns:am3d="http://schemas.microsoft.com/office/drawing/2017/model3d" xmlns:o="urn:schemas-microsoft-com:office:office" xmlns:oel="http://schemas.microsoft.com/office/2019/extlst" xmlns:r="http://schemas.openxmlformats.org/officeDocument/2006/relationships" xmlns:m="http://schemas.openxmlformats.org/officeDocument/2006/math" xmlns:v="urn:schemas-microsoft-com:vml" xmlns:wp14="http://schemas.microsoft.com/office/word/2010/wordprocessingDrawing" xmlns:wp="http://schemas.openxmlformats.org/drawingml/2006/wordprocessingDrawing" xmlns:w10="urn:schemas-microsoft-com:office:word" xmlns:w="http://schemas.openxmlformats.org/wordprocessingml/2006/main" xmlns:w14="http://schemas.microsoft.com/office/word/2010/wordml" xmlns:w15="http://schemas.microsoft.com/office/word/2012/wordml" xmlns:w16cex="http://schemas.microsoft.com/office/word/2018/wordml/cex" xmlns:w16cid="http://schemas.microsoft.com/office/word/2016/wordml/cid" xmlns:w16="http://schemas.microsoft.com/office/word/2018/wordml" xmlns:w16du="http://schemas.microsoft.com/office/word/2023/wordml/word16du" xmlns:w16sdtdh="http://schemas.microsoft.com/office/word/2020/wordml/sdtdatahash" xmlns:w16sdtfl="http://schemas.microsoft.com/office/word/2024/wordml/sdtformatlock" xmlns:w16se="http://schemas.microsoft.com/office/word/2015/wordml/symex" xmlns:wpg="http://schemas.microsoft.com/office/word/2010/wordprocessingGroup" xmlns:wpi="http://schemas.microsoft.com/office/word/2010/wordprocessingInk" xmlns:wne="http://schemas.microsoft.com/office/word/2006/wordml" xmlns:wps="http://schemas.microsoft.com/office/word/2010/wordprocessingShape" mc:Ignorable="w14 w15 w16se w16cid w16 w16cex w16sdtdh w16sdtfl w16du wp14">
   <w:body>
     <w:p>
-      <w:r>
-        <w:rPr>
-          <w:b/>
-        </w:rPr>
-        <w:t xml:space="preserve">BÀI TẬP NGÀY 77</w:t>
-      </w:r>
-    </w:p>
-    <w:p>
-      <w:r>
-        <w:t xml:space="preserve">SỰ HÒA HỢP GIỮA CHỦ NGỮ VÀ ĐỘNG TỪ</w:t>
-      </w:r>
-    </w:p>
-    <w:p>
-      <w:r>
-        <w:t xml:space="preserve">10 phần – 100 điểm | Thời gian gợi ý: 70–85 phút</w:t>
-      </w:r>
-    </w:p>
-    <w:p>
-      <w:r>
-        <w:t xml:space="preserve">Họ và tên: __________________________                         Điểm: ________/100</w:t>
-      </w:r>
-    </w:p>
-    <w:p>
-      <w:r>
-        <w:rPr>
-          <w:b/>
-        </w:rPr>
-        <w:t xml:space="preserve">PHẦN 1. CHỌN ĐỘNG TỪ ĐÚNG (10 điểm)</w:t>
-      </w:r>
-    </w:p>
-    <w:p>
-      <w:r>
-        <w:t xml:space="preserve">1. The student in the front row ___ very attentive. A is B are</w:t>
-      </w:r>
-    </w:p>
-    <w:p>
-      <w:r>
-        <w:t xml:space="preserve">2. The books on this shelf ___ new. A is B are</w:t>
-      </w:r>
-    </w:p>
-    <w:p>
-      <w:r>
-        <w:t xml:space="preserve">3. Each student ___ an identification card. A has B have</w:t>
-      </w:r>
-    </w:p>
-    <w:p>
-      <w:r>
-        <w:t xml:space="preserve">4. Nam and Lan ___ for the exam. A studies B study</w:t>
-      </w:r>
-    </w:p>
-    <w:p>
-      <w:r>
-        <w:t xml:space="preserve">5. The information ___ useful. A is B are</w:t>
-      </w:r>
-    </w:p>
-    <w:p>
-      <w:r>
-        <w:t xml:space="preserve">6. Mathematics ___ my favorite subject. A is B are</w:t>
-      </w:r>
-    </w:p>
-    <w:p>
-      <w:r>
-        <w:t xml:space="preserve">7. The police ___ the accident. A investigates B investigate</w:t>
-      </w:r>
-    </w:p>
-    <w:p>
-      <w:r>
-        <w:t xml:space="preserve">8. Reading every day ___ vocabulary. A improve B improves</w:t>
-      </w:r>
-    </w:p>
-    <w:p>
-      <w:r>
-        <w:t xml:space="preserve">9. Ten kilometers ___ a long distance. A is B are</w:t>
-      </w:r>
-    </w:p>
-    <w:p>
-      <w:r>
-        <w:t xml:space="preserve">10. There ___ several reasons for the change. A is B are</w:t>
-      </w:r>
-    </w:p>
-    <w:p>
-      <w:r>
-        <w:rPr>
-          <w:b/>
-        </w:rPr>
-        <w:t xml:space="preserve">PHẦN 2. CHỦ NGỮ PHỨC (10 điểm)</w:t>
-      </w:r>
-    </w:p>
-    <w:p>
-      <w:r>
-        <w:t xml:space="preserve">1. The quality of these products ___ improving. (is/are)</w:t>
-      </w:r>
-    </w:p>
-    <w:p>
-      <w:r>
-        <w:t xml:space="preserve">2. Lan, together with her friends, ___ volunteering. (is/are)</w:t>
-      </w:r>
-    </w:p>
-    <w:p>
-      <w:r>
-        <w:t xml:space="preserve">3. The students in this course ___ completed the task. (has/have)</w:t>
-      </w:r>
-    </w:p>
-    <w:p>
-      <w:r>
-        <w:t xml:space="preserve">4. The effect of social media ___ widely discussed. (is/are)</w:t>
-      </w:r>
-    </w:p>
-    <w:p>
-      <w:r>
-        <w:t xml:space="preserve">5. The teacher as well as the students ___ ready. (is/are)</w:t>
-      </w:r>
-    </w:p>
-    <w:p>
-      <w:r>
-        <w:t xml:space="preserve">6. Several boxes of equipment ___ arrived. (has/have)</w:t>
-      </w:r>
-    </w:p>
-    <w:p>
-      <w:r>
-        <w:t xml:space="preserve">7. The cost of the repairs ___ too high. (was/were)</w:t>
-      </w:r>
-    </w:p>
-    <w:p>
-      <w:r>
-        <w:t xml:space="preserve">8. My brother, along with two classmates, ___ attending. (is/are)</w:t>
-      </w:r>
-    </w:p>
-    <w:p>
-      <w:r>
-        <w:t xml:space="preserve">9. The results of the survey ___ surprising. (was/were)</w:t>
-      </w:r>
-    </w:p>
-    <w:p>
-      <w:r>
-        <w:t xml:space="preserve">10. A list of useful websites ___ included. (is/are)</w:t>
-      </w:r>
-    </w:p>
-    <w:p>
-      <w:r>
-        <w:rPr>
-          <w:b/>
-        </w:rPr>
-        <w:t xml:space="preserve">PHẦN 3. AND / OR / NOR (10 điểm)</w:t>
-      </w:r>
-    </w:p>
-    <w:p>
-      <w:r>
-        <w:t xml:space="preserve">1. Tom and Jerry ___ popular characters. (is/are)</w:t>
-      </w:r>
-    </w:p>
-    <w:p>
-      <w:r>
-        <w:t xml:space="preserve">2. Bread and butter ___ my usual breakfast. (is/are)</w:t>
-      </w:r>
-    </w:p>
-    <w:p>
-      <w:r>
-        <w:t xml:space="preserve">3. Either Lan or her friends ___ presenting. (is/are)</w:t>
-      </w:r>
-    </w:p>
-    <w:p>
-      <w:r>
-        <w:t xml:space="preserve">4. Either the students or the teacher ___ responsible. (is/are)</w:t>
-      </w:r>
-    </w:p>
-    <w:p>
-      <w:r>
-        <w:t xml:space="preserve">5. Neither Nam nor his brothers ___ at home. (is/are)</w:t>
-      </w:r>
-    </w:p>
-    <w:p>
-      <w:r>
-        <w:t xml:space="preserve">6. Neither the workers nor the manager ___ agreed. (has/have)</w:t>
-      </w:r>
-    </w:p>
-    <w:p>
-      <w:r>
-        <w:t xml:space="preserve">7. Not only the principal but also the teachers ___ attending. (is/are)</w:t>
-      </w:r>
-    </w:p>
-    <w:p>
-      <w:r>
-        <w:t xml:space="preserve">8. Not only the students but also Mai ___ prepared. (has/have)</w:t>
-      </w:r>
-    </w:p>
-    <w:p>
-      <w:r>
-        <w:t xml:space="preserve">9. Every boy and every girl ___ a ticket. (has/have)</w:t>
-      </w:r>
-    </w:p>
-    <w:p>
-      <w:r>
-        <w:t xml:space="preserve">10. Reading and writing ___ important skills. (is/are)</w:t>
-      </w:r>
-    </w:p>
-    <w:p>
-      <w:r>
-        <w:rPr>
-          <w:b/>
-        </w:rPr>
-        <w:t xml:space="preserve">PHẦN 4. TỪ CHỈ SỐ LƯỢNG (10 điểm)</w:t>
-      </w:r>
-    </w:p>
-    <w:p>
-      <w:r>
-        <w:t xml:space="preserve">1. A number of students ___ absent. (is/are)</w:t>
-      </w:r>
-    </w:p>
-    <w:p>
-      <w:r>
-        <w:t xml:space="preserve">2. The number of applicants ___ increasing. (is/are)</w:t>
-      </w:r>
-    </w:p>
-    <w:p>
-      <w:r>
-        <w:t xml:space="preserve">3. Some of the water ___ polluted. (is/are)</w:t>
-      </w:r>
-    </w:p>
-    <w:p>
-      <w:r>
-        <w:t xml:space="preserve">4. Some of the documents ___ missing. (is/are)</w:t>
-      </w:r>
-    </w:p>
-    <w:p>
-      <w:r>
-        <w:t xml:space="preserve">5. Most of the work ___ finished. (is/are)</w:t>
-      </w:r>
-    </w:p>
-    <w:p>
-      <w:r>
-        <w:t xml:space="preserve">6. Most of the employees ___ satisfied. (is/are)</w:t>
-      </w:r>
-    </w:p>
-    <w:p>
-      <w:r>
-        <w:t xml:space="preserve">7. Each of the rooms ___ a window. (has/have)</w:t>
-      </w:r>
-    </w:p>
-    <w:p>
-      <w:r>
-        <w:t xml:space="preserve">8. Neither of the answers ___ correct. (is/are)</w:t>
-      </w:r>
-    </w:p>
-    <w:p>
-      <w:r>
-        <w:t xml:space="preserve">9. Sixty percent of the land ___ protected. (is/are)</w:t>
-      </w:r>
-    </w:p>
-    <w:p>
-      <w:r>
-        <w:t xml:space="preserve">10. Sixty percent of the residents ___ agreed. (has/have)</w:t>
-      </w:r>
-    </w:p>
-    <w:p>
-      <w:r>
-        <w:rPr>
-          <w:b/>
-        </w:rPr>
-        <w:t xml:space="preserve">PHẦN 5. CHIA ĐỘNG TỪ TRONG NGOẶC (10 điểm)</w:t>
-      </w:r>
-    </w:p>
-    <w:p>
-      <w:r>
-        <w:t xml:space="preserve">1. Every participant ___ (receive) a certificate.</w:t>
-      </w:r>
-    </w:p>
-    <w:p>
-      <w:r>
-        <w:t xml:space="preserve">2. The news ___ (be) encouraging.</w:t>
-      </w:r>
-    </w:p>
-    <w:p>
-      <w:r>
-        <w:t xml:space="preserve">3. Neither the teacher nor the students ___ (know) the answer.</w:t>
-      </w:r>
-    </w:p>
-    <w:p>
-      <w:r>
-        <w:t xml:space="preserve">4. What she said ___ (make) sense.</w:t>
-      </w:r>
-    </w:p>
-    <w:p>
-      <w:r>
-        <w:t xml:space="preserve">5. Two hours ___ (be) enough for the test.</w:t>
-      </w:r>
-    </w:p>
-    <w:p>
-      <w:r>
-        <w:t xml:space="preserve">6. A pair of shoes ___ (be) under the bed.</w:t>
-      </w:r>
-    </w:p>
-    <w:p>
-      <w:r>
-        <w:t xml:space="preserve">7. The equipment ___ (need) regular maintenance.</w:t>
-      </w:r>
-    </w:p>
-    <w:p>
-      <w:r>
-        <w:t xml:space="preserve">8. There ___ (be) a new rule and several guidelines.</w:t>
-      </w:r>
-    </w:p>
-    <w:p>
-      <w:r>
-        <w:t xml:space="preserve">9. Learning new words ___ (require) regular practice.</w:t>
-      </w:r>
-    </w:p>
-    <w:p>
-      <w:r>
-        <w:t xml:space="preserve">10. The people in this village ___ (depend) on farming.</w:t>
-      </w:r>
-    </w:p>
-    <w:p>
-      <w:r>
-        <w:rPr>
-          <w:b/>
-        </w:rPr>
-        <w:t xml:space="preserve">PHẦN 6. SỬA LỖI SAI (10 điểm)</w:t>
-      </w:r>
-    </w:p>
-    <w:p>
-      <w:r>
-        <w:t xml:space="preserve">1. The list of names are on the desk.</w:t>
-      </w:r>
-    </w:p>
-    <w:p>
-      <w:r>
-        <w:t xml:space="preserve">2. Each students have a book.</w:t>
-      </w:r>
-    </w:p>
-    <w:p>
-      <w:r>
-        <w:t xml:space="preserve">3. A number of people is waiting.</w:t>
-      </w:r>
-    </w:p>
-    <w:p>
-      <w:r>
-        <w:t xml:space="preserve">4. The number of cars are increasing.</w:t>
-      </w:r>
-    </w:p>
-    <w:p>
-      <w:r>
-        <w:t xml:space="preserve">5. Neither the teachers nor the principal are here.</w:t>
-      </w:r>
-    </w:p>
-    <w:p>
-      <w:r>
-        <w:t xml:space="preserve">6. The news were surprising.</w:t>
-      </w:r>
-    </w:p>
-    <w:p>
-      <w:r>
-        <w:t xml:space="preserve">7. My family live in this house as one unit.</w:t>
-      </w:r>
-    </w:p>
-    <w:p>
-      <w:r>
-        <w:t xml:space="preserve">8. Fifty percent of the students has finished.</w:t>
-      </w:r>
-    </w:p>
-    <w:p>
-      <w:r>
-        <w:t xml:space="preserve">9. To exercise regularly are beneficial.</w:t>
-      </w:r>
-    </w:p>
-    <w:p>
-      <w:r>
-        <w:t xml:space="preserve">10. There is many opportunities available.</w:t>
-      </w:r>
-    </w:p>
-    <w:p>
-      <w:r>
-        <w:rPr>
-          <w:b/>
-        </w:rPr>
-        <w:t xml:space="preserve">PHẦN 7. HOÀN THÀNH ĐOẠN VĂN (10 điểm)</w:t>
-      </w:r>
-    </w:p>
-    <w:p>
-      <w:r>
-        <w:t xml:space="preserve">Chọn dạng động từ đúng.</w:t>
-      </w:r>
-    </w:p>
-    <w:p>
-      <w:r>
-        <w:t xml:space="preserve">The number of students using online resources (1) ___ increasing. Each learner (2) ___ access to several digital tools. A number of teachers (3) ___ also using these platforms. The quality of online materials (4) ___ important, and every video and every exercise (5) ___ to be checked carefully. Some of the information (6) ___ unreliable, while some websites (7) ___ excellent support. Neither attractive design nor colorful images (8) ___ enough if the content is inaccurate. Reading and evaluating sources (9) ___ essential skills. Therefore, every student and teacher (10) ___ responsible for using information carefully.</w:t>
-      </w:r>
-    </w:p>
-    <w:p>
-      <w:r>
-        <w:rPr>
-          <w:b/>
-        </w:rPr>
-        <w:t xml:space="preserve">PHẦN 8. DỊCH SANG TIẾNG ANH (10 điểm)</w:t>
-      </w:r>
-    </w:p>
-    <w:p>
-      <w:r>
-        <w:t xml:space="preserve">1. Mỗi học sinh đều có một tài khoản.</w:t>
-      </w:r>
-    </w:p>
-    <w:p>
-      <w:r>
-        <w:t xml:space="preserve">2. Số lượng người tham gia đang tăng.</w:t>
-      </w:r>
-    </w:p>
-    <w:p>
-      <w:r>
-        <w:t xml:space="preserve">3. Một số học sinh đang chờ bên ngoài.</w:t>
-      </w:r>
-    </w:p>
-    <w:p>
-      <w:r>
-        <w:t xml:space="preserve">4. Thông tin này rất hữu ích.</w:t>
-      </w:r>
-    </w:p>
-    <w:p>
-      <w:r>
-        <w:t xml:space="preserve">5. Cả Nam và Lan đều đã hoàn thành.</w:t>
-      </w:r>
-    </w:p>
-    <w:p>
-      <w:r>
-        <w:t xml:space="preserve">6. Hoặc giáo viên hoặc học sinh chịu trách nhiệm.</w:t>
-      </w:r>
-    </w:p>
-    <w:p>
-      <w:r>
-        <w:t xml:space="preserve">7. Không giáo viên nào và cũng không hiệu trưởng có mặt.</w:t>
-      </w:r>
-    </w:p>
-    <w:p>
-      <w:r>
-        <w:t xml:space="preserve">8. Đọc sách mỗi ngày giúp cải thiện vốn từ.</w:t>
-      </w:r>
-    </w:p>
-    <w:p>
-      <w:r>
-        <w:t xml:space="preserve">9. Sáu mươi phần trăm lượng nước bị ô nhiễm.</w:t>
-      </w:r>
-    </w:p>
-    <w:p>
-      <w:r>
-        <w:t xml:space="preserve">10. Có một vấn đề và vài giải pháp.</w:t>
-      </w:r>
-    </w:p>
-    <w:p>
-      <w:r>
-        <w:rPr>
-          <w:b/>
-        </w:rPr>
-        <w:t xml:space="preserve">PHẦN 9. ĐỌC HIỂU VÀ PHÂN TÍCH (10 điểm)</w:t>
-      </w:r>
-    </w:p>
-    <w:p>
-      <w:r>
-        <w:t xml:space="preserve">The number of volunteers at Green School is increasing every year. Each student receives basic training before joining a project. A number of local businesses also provide equipment and financial support. The school, together with community leaders, organizes monthly activities. Neither bad weather nor transportation problems stop the volunteers. Collecting rubbish and planting trees are their most common tasks. Although some of the work is difficult, every participant believes that small actions make a meaningful difference.</w:t>
-      </w:r>
-    </w:p>
-    <w:p>
-      <w:r>
-        <w:t xml:space="preserve">1. What is increasing every year? 2. What does each student receive? 3. Who provides support? 4. Who organizes monthly activities? 5. What are the common tasks?</w:t>
-      </w:r>
-    </w:p>
-    <w:p>
-      <w:r>
-        <w:t xml:space="preserve">6. Why does “The number of volunteers” take is? 7. Why does “A number of businesses” take provide? 8. What is the subject of organizes? 9. Why does stop agree with transportation problems? 10. What is the subject of make in the final sentence?</w:t>
-      </w:r>
-    </w:p>
-    <w:p>
-      <w:r>
-        <w:rPr>
-          <w:b/>
-        </w:rPr>
-        <w:t xml:space="preserve">PHẦN 10. VIẾT (10 điểm)</w:t>
-      </w:r>
-    </w:p>
-    <w:p>
-      <w:r>
-        <w:t xml:space="preserve">Viết đoạn văn 100–120 từ về một hoạt động của lớp hoặc cộng đồng. Dùng ít nhất 8 cấu trúc hòa hợp khác nhau, trong đó có each/every, a number of, the number of, together with, either...or/neither...nor và V-ing làm chủ ngữ.</w:t>
-      </w:r>
-    </w:p>
-    <w:p>
-      <w:r>
-        <w:rPr>
-          <w:b/>
-        </w:rPr>
-        <w:t xml:space="preserve">ĐÁP ÁN – BÀI TẬP NGÀY 77</w:t>
-      </w:r>
-    </w:p>
-    <w:p>
-      <w:r>
-        <w:rPr>
-          <w:b/>
-        </w:rPr>
-        <w:t xml:space="preserve">PHẦN 1: 1A; 2B; 3A; 4B; 5A; 6A; 7B; 8B; 9A; 10B.</w:t>
-      </w:r>
-    </w:p>
-    <w:p>
-      <w:r>
-        <w:rPr>
-          <w:b/>
-        </w:rPr>
-        <w:t xml:space="preserve">PHẦN 2: 1 is; 2 is; 3 have; 4 is; 5 is; 6 have; 7 was; 8 is; 9 were; 10 is.</w:t>
-      </w:r>
-    </w:p>
-    <w:p>
-      <w:r>
-        <w:rPr>
-          <w:b/>
-        </w:rPr>
-        <w:t xml:space="preserve">PHẦN 3: 1 are; 2 is; 3 are; 4 is; 5 are; 6 has; 7 are; 8 has; 9 has; 10 are.</w:t>
-      </w:r>
-    </w:p>
-    <w:p>
-      <w:r>
-        <w:rPr>
-          <w:b/>
-        </w:rPr>
-        <w:t xml:space="preserve">PHẦN 4: 1 are; 2 is; 3 is; 4 are; 5 is; 6 are; 7 has; 8 is; 9 is; 10 have.</w:t>
-      </w:r>
-    </w:p>
-    <w:p>
-      <w:r>
-        <w:rPr>
-          <w:b/>
-        </w:rPr>
-        <w:t xml:space="preserve">PHẦN 5: 1 receives; 2 is; 3 know; 4 makes; 5 is; 6 is; 7 needs; 8 is; 9 requires; 10 depend.</w:t>
-      </w:r>
-    </w:p>
-    <w:p>
-      <w:r>
-        <w:rPr>
-          <w:b/>
-        </w:rPr>
-        <w:t xml:space="preserve">PHẦN 6: 1 is; 2 Each student has; 3 are; 4 is; 5 is; 6 was; 7 lives; 8 have; 9 is; 10 are.</w:t>
-      </w:r>
-    </w:p>
-    <w:p>
-      <w:r>
-        <w:rPr>
-          <w:b/>
-        </w:rPr>
-        <w:t xml:space="preserve">PHẦN 7: 1 is; 2 has; 3 are; 4 is; 5 needs; 6 is; 7 provide; 8 is; 9 are; 10 is.</w:t>
-      </w:r>
-    </w:p>
-    <w:p>
-      <w:r>
-        <w:rPr>
-          <w:b/>
-        </w:rPr>
-        <w:t xml:space="preserve">PHẦN 8: 1 Each student has an account. 2 The number of participants is increasing. 3 A number of students are waiting outside. 4 This information is very useful. 5 Both Nam and Lan have finished. 6 Either the teacher or the students are responsible. 7 Neither the teachers nor the principal is present. 8 Reading every day helps improve vocabulary. 9 Sixty percent of the water is polluted. 10 There is a problem and several solutions.</w:t>
-      </w:r>
-    </w:p>
-    <w:p>
-      <w:r>
-        <w:rPr>
-          <w:b/>
-        </w:rPr>
-        <w:t xml:space="preserve">PHẦN 9: 1 The number of volunteers. 2 Basic training. 3 Local businesses. 4 The school. 5 Collecting rubbish and planting trees. 6 The number is the singular head noun. 7 A number of means several and takes a plural verb. 8 The school. 9 With neither...nor, the verb agrees with the nearer subject. 10 Small actions.</w:t>
-      </w:r>
-    </w:p>
-    <w:p>
-      <w:r>
-        <w:rPr>
-          <w:b/>
-        </w:rPr>
-        <w:t xml:space="preserve">BÀI VIẾT MẪU (113 từ): The number of students joining our neighborhood clean-up is increasing. Each volunteer receives gloves, and every group has a team leader. A number of local businesses provide bags and drinking water. Our class, together with two teachers, organizes the activity monthly. Either the class monitor or the teachers are responsible for checking attendance. Neither hot weather nor light rain stops us from working. Collecting rubbish and sorting recyclable materials are our main tasks. Some of the work is tiring, but most students are enthusiastic. Helping the community gives everyone useful experience. At the end of each activity, the amount of rubbish collected is recorded, and every participant feels proud of the result.</w:t>
-      </w:r>
+      <w:pPr>
+        <w:rPr>
+          <w:color w:val="000000"/>
+        </w:rPr>
+      </w:pPr>
+      <w:r>
+        <w:rPr>
+          <w:b/>
+          <w:color w:val="000000"/>
+        </w:rPr>
+        <w:t>BÀI TẬP NGÀY 77</w:t>
+      </w:r>
+    </w:p>
+    <w:p>
+      <w:pPr>
+        <w:rPr>
+          <w:color w:val="000000"/>
+        </w:rPr>
+      </w:pPr>
+      <w:r>
+        <w:rPr>
+          <w:color w:val="000000"/>
+        </w:rPr>
+        <w:t>SỰ HÒA HỢP GIỮA CHỦ NGỮ VÀ ĐỘNG TỪ</w:t>
+      </w:r>
+    </w:p>
+    <w:p>
+      <w:pPr>
+        <w:rPr>
+          <w:color w:val="000000"/>
+        </w:rPr>
+      </w:pPr>
+      <w:r>
+        <w:rPr>
+          <w:color w:val="000000"/>
+        </w:rPr>
+        <w:t>10 phần – 100 điểm | Thời gian gợi ý: 70–85 phút</w:t>
+      </w:r>
+    </w:p>
+    <w:p>
+      <w:pPr>
+        <w:rPr>
+          <w:color w:val="000000"/>
+        </w:rPr>
+      </w:pPr>
+      <w:r>
+        <w:rPr>
+          <w:color w:val="000000"/>
+        </w:rPr>
+        <w:t>Họ và tên: __________________________                         Điểm: ________/100</w:t>
+      </w:r>
+    </w:p>
+    <w:p>
+      <w:pPr>
+        <w:keepNext/>
+        <w:spacing w:before="60" w:after="80"/>
+        <w:rPr>
+          <w:b/>
+          <w:color w:val="000000"/>
+        </w:rPr>
+      </w:pPr>
+      <w:r>
+        <w:rPr>
+          <w:b/>
+          <w:color w:val="000000"/>
+        </w:rPr>
+        <w:t>PHẦN 1. CHỌN ĐỘNG TỪ ĐÚNG (10 điểm)</w:t>
+      </w:r>
+    </w:p>
+    <w:p>
+      <w:pPr>
+        <w:spacing w:before="80" w:after="120"/>
+        <w:rPr>
+          <w:color w:val="000000"/>
+        </w:rPr>
+      </w:pPr>
+      <w:r>
+        <w:rPr>
+          <w:color w:val="000000"/>
+        </w:rPr>
+        <w:t>1. The student in the front row ___ very attentive. A is B are</w:t>
+      </w:r>
+    </w:p>
+    <w:p>
+      <w:pPr>
+        <w:spacing w:before="120" w:after="120"/>
+        <w:rPr>
+          <w:color w:val="000000"/>
+        </w:rPr>
+      </w:pPr>
+      <w:r>
+        <w:rPr>
+          <w:color w:val="000000"/>
+        </w:rPr>
+        <w:t>2. The books on this shelf ___ new. A is B are</w:t>
+      </w:r>
+    </w:p>
+    <w:p>
+      <w:pPr>
+        <w:spacing w:before="120" w:after="120"/>
+        <w:rPr>
+          <w:color w:val="000000"/>
+        </w:rPr>
+      </w:pPr>
+      <w:r>
+        <w:rPr>
+          <w:color w:val="000000"/>
+        </w:rPr>
+        <w:t>3. Each student ___ an identification card. A has B have</w:t>
+      </w:r>
+    </w:p>
+    <w:p>
+      <w:pPr>
+        <w:spacing w:before="120" w:after="120"/>
+        <w:rPr>
+          <w:color w:val="000000"/>
+        </w:rPr>
+      </w:pPr>
+      <w:r>
+        <w:rPr>
+          <w:color w:val="000000"/>
+        </w:rPr>
+        <w:t>4. Nam and Lan ___ for the exam. A studies B study</w:t>
+      </w:r>
+    </w:p>
+    <w:p>
+      <w:pPr>
+        <w:spacing w:before="120" w:after="120"/>
+        <w:rPr>
+          <w:color w:val="000000"/>
+        </w:rPr>
+      </w:pPr>
+      <w:r>
+        <w:rPr>
+          <w:color w:val="000000"/>
+        </w:rPr>
+        <w:t>5. The information ___ useful. A is B are</w:t>
+      </w:r>
+    </w:p>
+    <w:p>
+      <w:pPr>
+        <w:spacing w:before="120" w:after="120"/>
+        <w:rPr>
+          <w:color w:val="000000"/>
+        </w:rPr>
+      </w:pPr>
+      <w:r>
+        <w:rPr>
+          <w:color w:val="000000"/>
+        </w:rPr>
+        <w:t>6. Mathematics ___ my favorite subject. A is B are</w:t>
+      </w:r>
+    </w:p>
+    <w:p>
+      <w:pPr>
+        <w:spacing w:before="120" w:after="120"/>
+        <w:rPr>
+          <w:color w:val="000000"/>
+        </w:rPr>
+      </w:pPr>
+      <w:r>
+        <w:rPr>
+          <w:color w:val="000000"/>
+        </w:rPr>
+        <w:t>7. The police ___ the accident. A investigates B investigate</w:t>
+      </w:r>
+    </w:p>
+    <w:p>
+      <w:pPr>
+        <w:spacing w:before="120" w:after="120"/>
+        <w:rPr>
+          <w:color w:val="000000"/>
+        </w:rPr>
+      </w:pPr>
+      <w:r>
+        <w:rPr>
+          <w:color w:val="000000"/>
+        </w:rPr>
+        <w:t>8. Reading every day ___ vocabulary. A improve B improves</w:t>
+      </w:r>
+    </w:p>
+    <w:p>
+      <w:pPr>
+        <w:spacing w:before="120" w:after="120"/>
+        <w:rPr>
+          <w:color w:val="000000"/>
+        </w:rPr>
+      </w:pPr>
+      <w:r>
+        <w:rPr>
+          <w:color w:val="000000"/>
+        </w:rPr>
+        <w:t>9. Ten kilometers ___ a long distance. A is B are</w:t>
+      </w:r>
+    </w:p>
+    <w:p>
+      <w:pPr>
+        <w:spacing w:before="120" w:after="120"/>
+        <w:rPr>
+          <w:color w:val="000000"/>
+        </w:rPr>
+      </w:pPr>
+      <w:r>
+        <w:rPr>
+          <w:color w:val="000000"/>
+        </w:rPr>
+        <w:t>10. There ___ several reasons for the change. A is B are</w:t>
+      </w:r>
+    </w:p>
+    <w:p>
+      <w:pPr>
+        <w:keepNext/>
+        <w:spacing w:before="240" w:after="80"/>
+        <w:rPr>
+          <w:b/>
+          <w:color w:val="000000"/>
+        </w:rPr>
+      </w:pPr>
+      <w:r>
+        <w:rPr>
+          <w:b/>
+          <w:color w:val="000000"/>
+        </w:rPr>
+        <w:t>PHẦN 2. CHỦ NGỮ PHỨC (10 điểm)</w:t>
+      </w:r>
+    </w:p>
+    <w:p>
+      <w:pPr>
+        <w:spacing w:before="80" w:after="120"/>
+        <w:rPr>
+          <w:color w:val="000000"/>
+        </w:rPr>
+      </w:pPr>
+      <w:r>
+        <w:rPr>
+          <w:color w:val="000000"/>
+        </w:rPr>
+        <w:t>1. The quality of these products ___ improving. (is/are)</w:t>
+      </w:r>
+    </w:p>
+    <w:p>
+      <w:pPr>
+        <w:spacing w:before="120" w:after="120"/>
+        <w:rPr>
+          <w:color w:val="000000"/>
+        </w:rPr>
+      </w:pPr>
+      <w:r>
+        <w:rPr>
+          <w:color w:val="000000"/>
+        </w:rPr>
+        <w:t>2. Lan, together with her friends, ___ volunteering. (is/are)</w:t>
+      </w:r>
+    </w:p>
+    <w:p>
+      <w:pPr>
+        <w:spacing w:before="120" w:after="120"/>
+        <w:rPr>
+          <w:color w:val="000000"/>
+        </w:rPr>
+      </w:pPr>
+      <w:r>
+        <w:rPr>
+          <w:color w:val="000000"/>
+        </w:rPr>
+        <w:t>3. The students in this course ___ completed the task. (has/have)</w:t>
+      </w:r>
+    </w:p>
+    <w:p>
+      <w:pPr>
+        <w:spacing w:before="120" w:after="120"/>
+        <w:rPr>
+          <w:color w:val="000000"/>
+        </w:rPr>
+      </w:pPr>
+      <w:r>
+        <w:rPr>
+          <w:color w:val="000000"/>
+        </w:rPr>
+        <w:t>4. The effect of social media ___ widely discussed. (is/are)</w:t>
+      </w:r>
+    </w:p>
+    <w:p>
+      <w:pPr>
+        <w:spacing w:before="120" w:after="120"/>
+        <w:rPr>
+          <w:color w:val="000000"/>
+        </w:rPr>
+      </w:pPr>
+      <w:r>
+        <w:rPr>
+          <w:color w:val="000000"/>
+        </w:rPr>
+        <w:t>5. The teacher as well as the students ___ ready. (is/are)</w:t>
+      </w:r>
+    </w:p>
+    <w:p>
+      <w:pPr>
+        <w:spacing w:before="120" w:after="120"/>
+        <w:rPr>
+          <w:color w:val="000000"/>
+        </w:rPr>
+      </w:pPr>
+      <w:r>
+        <w:rPr>
+          <w:color w:val="000000"/>
+        </w:rPr>
+        <w:t>6. Several boxes of equipment ___ arrived. (has/have)</w:t>
+      </w:r>
+    </w:p>
+    <w:p>
+      <w:pPr>
+        <w:spacing w:before="120" w:after="120"/>
+        <w:rPr>
+          <w:color w:val="000000"/>
+        </w:rPr>
+      </w:pPr>
+      <w:r>
+        <w:rPr>
+          <w:color w:val="000000"/>
+        </w:rPr>
+        <w:t>7. The cost of the repairs ___ too high. (was/were)</w:t>
+      </w:r>
+    </w:p>
+    <w:p>
+      <w:pPr>
+        <w:spacing w:before="120" w:after="120"/>
+        <w:rPr>
+          <w:color w:val="000000"/>
+        </w:rPr>
+      </w:pPr>
+      <w:r>
+        <w:rPr>
+          <w:color w:val="000000"/>
+        </w:rPr>
+        <w:t>8. My brother, along with two classmates, ___ attending. (is/are)</w:t>
+      </w:r>
+    </w:p>
+    <w:p>
+      <w:pPr>
+        <w:spacing w:before="120" w:after="120"/>
+        <w:rPr>
+          <w:color w:val="000000"/>
+        </w:rPr>
+      </w:pPr>
+      <w:r>
+        <w:rPr>
+          <w:color w:val="000000"/>
+        </w:rPr>
+        <w:t>9. The results of the survey ___ surprising. (was/were)</w:t>
+      </w:r>
+    </w:p>
+    <w:p>
+      <w:pPr>
+        <w:spacing w:before="120" w:after="120"/>
+        <w:rPr>
+          <w:color w:val="000000"/>
+        </w:rPr>
+      </w:pPr>
+      <w:r>
+        <w:rPr>
+          <w:color w:val="000000"/>
+        </w:rPr>
+        <w:t>10. A list of useful websites ___ included. (is/are)</w:t>
+      </w:r>
+    </w:p>
+    <w:p>
+      <w:pPr>
+        <w:keepNext/>
+        <w:spacing w:before="240" w:after="80"/>
+        <w:rPr>
+          <w:b/>
+          <w:color w:val="000000"/>
+        </w:rPr>
+      </w:pPr>
+      <w:r>
+        <w:rPr>
+          <w:b/>
+          <w:color w:val="000000"/>
+        </w:rPr>
+        <w:t>PHẦN 3. AND / OR / NOR (10 điểm)</w:t>
+      </w:r>
+    </w:p>
+    <w:p>
+      <w:pPr>
+        <w:spacing w:before="80" w:after="120"/>
+        <w:rPr>
+          <w:color w:val="000000"/>
+        </w:rPr>
+      </w:pPr>
+      <w:r>
+        <w:rPr>
+          <w:color w:val="000000"/>
+        </w:rPr>
+        <w:t>1. Tom and Jerry ___ popular characters. (is/are)</w:t>
+      </w:r>
+    </w:p>
+    <w:p>
+      <w:pPr>
+        <w:spacing w:before="120" w:after="120"/>
+        <w:rPr>
+          <w:color w:val="000000"/>
+        </w:rPr>
+      </w:pPr>
+      <w:r>
+        <w:rPr>
+          <w:color w:val="000000"/>
+        </w:rPr>
+        <w:t>2. Bread and butter ___ my usual breakfast. (is/are)</w:t>
+      </w:r>
+    </w:p>
+    <w:p>
+      <w:pPr>
+        <w:spacing w:before="120" w:after="120"/>
+        <w:rPr>
+          <w:color w:val="000000"/>
+        </w:rPr>
+      </w:pPr>
+      <w:r>
+        <w:rPr>
+          <w:color w:val="000000"/>
+        </w:rPr>
+        <w:t>3. Either Lan or her friends ___ presenting. (is/are)</w:t>
+      </w:r>
+    </w:p>
+    <w:p>
+      <w:pPr>
+        <w:spacing w:before="120" w:after="120"/>
+        <w:rPr>
+          <w:color w:val="000000"/>
+        </w:rPr>
+      </w:pPr>
+      <w:r>
+        <w:rPr>
+          <w:color w:val="000000"/>
+        </w:rPr>
+        <w:t>4. Either the students or the teacher ___ responsible. (is/are)</w:t>
+      </w:r>
+    </w:p>
+    <w:p>
+      <w:pPr>
+        <w:spacing w:before="120" w:after="120"/>
+        <w:rPr>
+          <w:color w:val="000000"/>
+        </w:rPr>
+      </w:pPr>
+      <w:r>
+        <w:rPr>
+          <w:color w:val="000000"/>
+        </w:rPr>
+        <w:t>5. Neither Nam nor his brothers ___ at home. (is/are)</w:t>
+      </w:r>
+    </w:p>
+    <w:p>
+      <w:pPr>
+        <w:spacing w:before="120" w:after="120"/>
+        <w:rPr>
+          <w:color w:val="000000"/>
+        </w:rPr>
+      </w:pPr>
+      <w:r>
+        <w:rPr>
+          <w:color w:val="000000"/>
+        </w:rPr>
+        <w:t>6. Neither the workers nor the manager ___ agreed. (has/have)</w:t>
+      </w:r>
+    </w:p>
+    <w:p>
+      <w:pPr>
+        <w:spacing w:before="120" w:after="120"/>
+        <w:rPr>
+          <w:color w:val="000000"/>
+        </w:rPr>
+      </w:pPr>
+      <w:r>
+        <w:rPr>
+          <w:color w:val="000000"/>
+        </w:rPr>
+        <w:lastRenderedPageBreak/>
+        <w:t>7. Not only the principal but also the teachers ___ attending. (is/are)</w:t>
+      </w:r>
+    </w:p>
+    <w:p>
+      <w:pPr>
+        <w:spacing w:before="120" w:after="120"/>
+        <w:rPr>
+          <w:color w:val="000000"/>
+        </w:rPr>
+      </w:pPr>
+      <w:r>
+        <w:rPr>
+          <w:color w:val="000000"/>
+        </w:rPr>
+        <w:t>8. Not only the students but also Mai ___ prepared. (has/have)</w:t>
+      </w:r>
+    </w:p>
+    <w:p>
+      <w:pPr>
+        <w:spacing w:before="120" w:after="120"/>
+        <w:rPr>
+          <w:color w:val="000000"/>
+        </w:rPr>
+      </w:pPr>
+      <w:r>
+        <w:rPr>
+          <w:color w:val="000000"/>
+        </w:rPr>
+        <w:t>9. Every boy and every girl ___ a ticket. (has/have)</w:t>
+      </w:r>
+    </w:p>
+    <w:p>
+      <w:pPr>
+        <w:spacing w:before="120" w:after="120"/>
+        <w:rPr>
+          <w:color w:val="000000"/>
+        </w:rPr>
+      </w:pPr>
+      <w:r>
+        <w:rPr>
+          <w:color w:val="000000"/>
+        </w:rPr>
+        <w:t>10. Reading and writing ___ important skills. (is/are)</w:t>
+      </w:r>
+    </w:p>
+    <w:p>
+      <w:pPr>
+        <w:keepNext/>
+        <w:spacing w:before="240" w:after="80"/>
+        <w:rPr>
+          <w:b/>
+          <w:color w:val="000000"/>
+        </w:rPr>
+      </w:pPr>
+      <w:r>
+        <w:rPr>
+          <w:b/>
+          <w:color w:val="000000"/>
+        </w:rPr>
+        <w:t>PHẦN 4. TỪ CHỈ SỐ LƯỢNG (10 điểm)</w:t>
+      </w:r>
+    </w:p>
+    <w:p>
+      <w:pPr>
+        <w:spacing w:before="80" w:after="120"/>
+        <w:rPr>
+          <w:color w:val="000000"/>
+        </w:rPr>
+      </w:pPr>
+      <w:r>
+        <w:rPr>
+          <w:color w:val="000000"/>
+        </w:rPr>
+        <w:t>1. A number of students ___ absent. (is/are)</w:t>
+      </w:r>
+    </w:p>
+    <w:p>
+      <w:pPr>
+        <w:spacing w:before="120" w:after="120"/>
+        <w:rPr>
+          <w:color w:val="000000"/>
+        </w:rPr>
+      </w:pPr>
+      <w:r>
+        <w:rPr>
+          <w:color w:val="000000"/>
+        </w:rPr>
+        <w:t>2. The number of applicants ___ increasing. (is/are)</w:t>
+      </w:r>
+    </w:p>
+    <w:p>
+      <w:pPr>
+        <w:spacing w:before="120" w:after="120"/>
+        <w:rPr>
+          <w:color w:val="000000"/>
+        </w:rPr>
+      </w:pPr>
+      <w:r>
+        <w:rPr>
+          <w:color w:val="000000"/>
+        </w:rPr>
+        <w:t>3. Some of the water ___ polluted. (is/are)</w:t>
+      </w:r>
+    </w:p>
+    <w:p>
+      <w:pPr>
+        <w:spacing w:before="120" w:after="120"/>
+        <w:rPr>
+          <w:color w:val="000000"/>
+        </w:rPr>
+      </w:pPr>
+      <w:r>
+        <w:rPr>
+          <w:color w:val="000000"/>
+        </w:rPr>
+        <w:t>4. Some of the documents ___ missing. (is/are)</w:t>
+      </w:r>
+    </w:p>
+    <w:p>
+      <w:pPr>
+        <w:spacing w:before="120" w:after="120"/>
+        <w:rPr>
+          <w:color w:val="000000"/>
+        </w:rPr>
+      </w:pPr>
+      <w:r>
+        <w:rPr>
+          <w:color w:val="000000"/>
+        </w:rPr>
+        <w:t>5. Most of the work ___ finished. (is/are)</w:t>
+      </w:r>
+    </w:p>
+    <w:p>
+      <w:pPr>
+        <w:spacing w:before="120" w:after="120"/>
+        <w:rPr>
+          <w:color w:val="000000"/>
+        </w:rPr>
+      </w:pPr>
+      <w:r>
+        <w:rPr>
+          <w:color w:val="000000"/>
+        </w:rPr>
+        <w:t>6. Most of the employees ___ satisfied. (is/are)</w:t>
+      </w:r>
+    </w:p>
+    <w:p>
+      <w:pPr>
+        <w:spacing w:before="120" w:after="120"/>
+        <w:rPr>
+          <w:color w:val="000000"/>
+        </w:rPr>
+      </w:pPr>
+      <w:r>
+        <w:rPr>
+          <w:color w:val="000000"/>
+        </w:rPr>
+        <w:t>7. Each of the rooms ___ a window. (has/have)</w:t>
+      </w:r>
+    </w:p>
+    <w:p>
+      <w:pPr>
+        <w:spacing w:before="120" w:after="120"/>
+        <w:rPr>
+          <w:color w:val="000000"/>
+        </w:rPr>
+      </w:pPr>
+      <w:r>
+        <w:rPr>
+          <w:color w:val="000000"/>
+        </w:rPr>
+        <w:t>8. Neither of the answers ___ correct. (is/are)</w:t>
+      </w:r>
+    </w:p>
+    <w:p>
+      <w:pPr>
+        <w:spacing w:before="120" w:after="120"/>
+        <w:rPr>
+          <w:color w:val="000000"/>
+        </w:rPr>
+      </w:pPr>
+      <w:r>
+        <w:rPr>
+          <w:color w:val="000000"/>
+        </w:rPr>
+        <w:t>9. Sixty percent of the land ___ protected. (is/are)</w:t>
+      </w:r>
+    </w:p>
+    <w:p>
+      <w:pPr>
+        <w:spacing w:before="120" w:after="120"/>
+        <w:rPr>
+          <w:color w:val="000000"/>
+        </w:rPr>
+      </w:pPr>
+      <w:r>
+        <w:rPr>
+          <w:color w:val="000000"/>
+        </w:rPr>
+        <w:t>10. Sixty percent of the residents ___ agreed. (has/have)</w:t>
+      </w:r>
+    </w:p>
+    <w:p>
+      <w:pPr>
+        <w:keepNext/>
+        <w:spacing w:before="240" w:after="80"/>
+        <w:rPr>
+          <w:b/>
+          <w:color w:val="000000"/>
+        </w:rPr>
+      </w:pPr>
+      <w:r>
+        <w:rPr>
+          <w:b/>
+          <w:color w:val="000000"/>
+        </w:rPr>
+        <w:t>PHẦN 5. CHIA ĐỘNG TỪ TRONG NGOẶC (10 điểm)</w:t>
+      </w:r>
+    </w:p>
+    <w:p>
+      <w:pPr>
+        <w:spacing w:before="80" w:after="120"/>
+        <w:rPr>
+          <w:color w:val="000000"/>
+        </w:rPr>
+      </w:pPr>
+      <w:r>
+        <w:rPr>
+          <w:color w:val="000000"/>
+        </w:rPr>
+        <w:t>1. Every participant ___ (receive) a certificate.</w:t>
+      </w:r>
+    </w:p>
+    <w:p>
+      <w:pPr>
+        <w:spacing w:before="120" w:after="120"/>
+        <w:rPr>
+          <w:color w:val="000000"/>
+        </w:rPr>
+      </w:pPr>
+      <w:r>
+        <w:rPr>
+          <w:color w:val="000000"/>
+        </w:rPr>
+        <w:t>2. The news ___ (be) encouraging.</w:t>
+      </w:r>
+    </w:p>
+    <w:p>
+      <w:pPr>
+        <w:spacing w:before="120" w:after="120"/>
+        <w:rPr>
+          <w:color w:val="000000"/>
+        </w:rPr>
+      </w:pPr>
+      <w:r>
+        <w:rPr>
+          <w:color w:val="000000"/>
+        </w:rPr>
+        <w:t>3. Neither the teacher nor the students ___ (know) the answer.</w:t>
+      </w:r>
+    </w:p>
+    <w:p>
+      <w:pPr>
+        <w:spacing w:before="120" w:after="120"/>
+        <w:rPr>
+          <w:color w:val="000000"/>
+        </w:rPr>
+      </w:pPr>
+      <w:r>
+        <w:rPr>
+          <w:color w:val="000000"/>
+        </w:rPr>
+        <w:t>4. What she said ___ (make) sense.</w:t>
+      </w:r>
+    </w:p>
+    <w:p>
+      <w:pPr>
+        <w:spacing w:before="120" w:after="120"/>
+        <w:rPr>
+          <w:color w:val="000000"/>
+        </w:rPr>
+      </w:pPr>
+      <w:r>
+        <w:rPr>
+          <w:color w:val="000000"/>
+        </w:rPr>
+        <w:t>5. Two hours ___ (be) enough for the test.</w:t>
+      </w:r>
+    </w:p>
+    <w:p>
+      <w:pPr>
+        <w:spacing w:before="120" w:after="120"/>
+        <w:rPr>
+          <w:color w:val="000000"/>
+        </w:rPr>
+      </w:pPr>
+      <w:r>
+        <w:rPr>
+          <w:color w:val="000000"/>
+        </w:rPr>
+        <w:t>6. A pair of shoes ___ (be) under the bed.</w:t>
+      </w:r>
+    </w:p>
+    <w:p>
+      <w:pPr>
+        <w:spacing w:before="120" w:after="120"/>
+        <w:rPr>
+          <w:color w:val="000000"/>
+        </w:rPr>
+      </w:pPr>
+      <w:r>
+        <w:rPr>
+          <w:color w:val="000000"/>
+        </w:rPr>
+        <w:t>7. The equipment ___ (need) regular maintenance.</w:t>
+      </w:r>
+    </w:p>
+    <w:p>
+      <w:pPr>
+        <w:spacing w:before="120" w:after="120"/>
+        <w:rPr>
+          <w:color w:val="000000"/>
+        </w:rPr>
+      </w:pPr>
+      <w:r>
+        <w:rPr>
+          <w:color w:val="000000"/>
+        </w:rPr>
+        <w:t>8. There ___ (be) a new rule and several guidelines.</w:t>
+      </w:r>
+    </w:p>
+    <w:p>
+      <w:pPr>
+        <w:spacing w:before="120" w:after="120"/>
+        <w:rPr>
+          <w:color w:val="000000"/>
+        </w:rPr>
+      </w:pPr>
+      <w:r>
+        <w:rPr>
+          <w:color w:val="000000"/>
+        </w:rPr>
+        <w:t>9. Learning new words ___ (require) regular practice.</w:t>
+      </w:r>
+    </w:p>
+    <w:p>
+      <w:pPr>
+        <w:spacing w:before="120" w:after="120"/>
+        <w:rPr>
+          <w:color w:val="000000"/>
+        </w:rPr>
+      </w:pPr>
+      <w:r>
+        <w:rPr>
+          <w:color w:val="000000"/>
+        </w:rPr>
+        <w:t>10. The people in this village ___ (depend) on farming.</w:t>
+      </w:r>
+    </w:p>
+    <w:p>
+      <w:pPr>
+        <w:keepNext/>
+        <w:spacing w:before="240" w:after="80"/>
+        <w:rPr>
+          <w:b/>
+          <w:color w:val="000000"/>
+        </w:rPr>
+      </w:pPr>
+      <w:r>
+        <w:rPr>
+          <w:b/>
+          <w:color w:val="000000"/>
+        </w:rPr>
+        <w:t>PHẦN 6. SỬA LỖI SAI (10 điểm)</w:t>
+      </w:r>
+    </w:p>
+    <w:p>
+      <w:pPr>
+        <w:spacing w:before="80" w:after="120"/>
+        <w:rPr>
+          <w:color w:val="000000"/>
+        </w:rPr>
+      </w:pPr>
+      <w:r>
+        <w:rPr>
+          <w:color w:val="000000"/>
+        </w:rPr>
+        <w:t>1. The list of names are on the desk.</w:t>
+      </w:r>
+    </w:p>
+    <w:p>
+      <w:pPr>
+        <w:spacing w:before="120" w:after="120"/>
+        <w:rPr>
+          <w:color w:val="000000"/>
+        </w:rPr>
+      </w:pPr>
+      <w:r>
+        <w:rPr>
+          <w:color w:val="000000"/>
+        </w:rPr>
+        <w:t>2. Each students have a book.</w:t>
+      </w:r>
+    </w:p>
+    <w:p>
+      <w:pPr>
+        <w:spacing w:before="120" w:after="120"/>
+        <w:rPr>
+          <w:color w:val="000000"/>
+        </w:rPr>
+      </w:pPr>
+      <w:r>
+        <w:rPr>
+          <w:color w:val="000000"/>
+        </w:rPr>
+        <w:t>3. A number of people is waiting.</w:t>
+      </w:r>
+    </w:p>
+    <w:p>
+      <w:pPr>
+        <w:spacing w:before="120" w:after="120"/>
+        <w:rPr>
+          <w:color w:val="000000"/>
+        </w:rPr>
+      </w:pPr>
+      <w:r>
+        <w:rPr>
+          <w:color w:val="000000"/>
+        </w:rPr>
+        <w:t>4. The number of cars are increasing.</w:t>
+      </w:r>
+    </w:p>
+    <w:p>
+      <w:pPr>
+        <w:spacing w:before="120" w:after="120"/>
+        <w:rPr>
+          <w:color w:val="000000"/>
+        </w:rPr>
+      </w:pPr>
+      <w:r>
+        <w:rPr>
+          <w:color w:val="000000"/>
+        </w:rPr>
+        <w:t>5. Neither the teachers nor the principal are here.</w:t>
+      </w:r>
+    </w:p>
+    <w:p>
+      <w:pPr>
+        <w:spacing w:before="120" w:after="120"/>
+        <w:rPr>
+          <w:color w:val="000000"/>
+        </w:rPr>
+      </w:pPr>
+      <w:r>
+        <w:rPr>
+          <w:color w:val="000000"/>
+        </w:rPr>
+        <w:lastRenderedPageBreak/>
+        <w:t>6. The news were surprising.</w:t>
+      </w:r>
+    </w:p>
+    <w:p>
+      <w:pPr>
+        <w:spacing w:before="120" w:after="120"/>
+        <w:rPr>
+          <w:color w:val="000000"/>
+        </w:rPr>
+      </w:pPr>
+      <w:r>
+        <w:rPr>
+          <w:color w:val="000000"/>
+        </w:rPr>
+        <w:t>7. My family live in this house as one unit.</w:t>
+      </w:r>
+    </w:p>
+    <w:p>
+      <w:pPr>
+        <w:spacing w:before="120" w:after="120"/>
+        <w:rPr>
+          <w:color w:val="000000"/>
+        </w:rPr>
+      </w:pPr>
+      <w:r>
+        <w:rPr>
+          <w:color w:val="000000"/>
+        </w:rPr>
+        <w:t>8. Fifty percent of the students has finished.</w:t>
+      </w:r>
+    </w:p>
+    <w:p>
+      <w:pPr>
+        <w:spacing w:before="120" w:after="120"/>
+        <w:rPr>
+          <w:color w:val="000000"/>
+        </w:rPr>
+      </w:pPr>
+      <w:r>
+        <w:rPr>
+          <w:color w:val="000000"/>
+        </w:rPr>
+        <w:t>9. To exercise regularly are beneficial.</w:t>
+      </w:r>
+    </w:p>
+    <w:p>
+      <w:pPr>
+        <w:spacing w:before="120" w:after="120"/>
+        <w:rPr>
+          <w:color w:val="000000"/>
+        </w:rPr>
+      </w:pPr>
+      <w:r>
+        <w:rPr>
+          <w:color w:val="000000"/>
+        </w:rPr>
+        <w:t>10. There is many opportunities available.</w:t>
+      </w:r>
+    </w:p>
+    <w:p>
+      <w:pPr>
+        <w:keepNext/>
+        <w:spacing w:before="240" w:after="80"/>
+        <w:rPr>
+          <w:b/>
+          <w:color w:val="000000"/>
+        </w:rPr>
+      </w:pPr>
+      <w:r>
+        <w:rPr>
+          <w:b/>
+          <w:color w:val="000000"/>
+        </w:rPr>
+        <w:t>PHẦN 7. HOÀN THÀNH ĐOẠN VĂN (10 điểm)</w:t>
+      </w:r>
+    </w:p>
+    <w:p>
+      <w:pPr>
+        <w:rPr>
+          <w:color w:val="000000"/>
+        </w:rPr>
+      </w:pPr>
+      <w:r>
+        <w:rPr>
+          <w:color w:val="000000"/>
+        </w:rPr>
+        <w:t>Chọn dạng động từ đúng.</w:t>
+      </w:r>
+    </w:p>
+    <w:p>
+      <w:pPr>
+        <w:rPr>
+          <w:color w:val="000000"/>
+        </w:rPr>
+      </w:pPr>
+      <w:r>
+        <w:rPr>
+          <w:color w:val="000000"/>
+        </w:rPr>
+        <w:t>The number of students using online resources (1) ___ increasing. Each learner (2) ___ access to several digital tools. A number of teachers (3) ___ also using these platforms. The quality of online materials (4) ___ important, and every video and every exercise (5) ___ to be checked carefully. Some of the information (6) ___ unreliable, while some websites (7) ___ excellent support. Neither attractive design nor colorful images (8) ___ enough if the content is inaccurate. Reading and evaluating sources (9) ___ essential skills. Therefore, every student and teacher (10) ___ responsible for using information carefully.</w:t>
+      </w:r>
+    </w:p>
+    <w:p>
+      <w:pPr>
+        <w:keepNext/>
+        <w:spacing w:before="240" w:after="80"/>
+        <w:rPr>
+          <w:b/>
+          <w:color w:val="000000"/>
+        </w:rPr>
+      </w:pPr>
+      <w:r>
+        <w:rPr>
+          <w:b/>
+          <w:color w:val="000000"/>
+        </w:rPr>
+        <w:t>PHẦN 8. DỊCH SANG TIẾNG ANH (10 điểm)</w:t>
+      </w:r>
+    </w:p>
+    <w:p>
+      <w:pPr>
+        <w:spacing w:before="80" w:after="120"/>
+        <w:rPr>
+          <w:color w:val="000000"/>
+        </w:rPr>
+      </w:pPr>
+      <w:r>
+        <w:rPr>
+          <w:color w:val="000000"/>
+        </w:rPr>
+        <w:t>1. Mỗi học sinh đều có một tài khoản.</w:t>
+      </w:r>
+    </w:p>
+    <w:p>
+      <w:pPr>
+        <w:spacing w:before="120" w:after="120"/>
+        <w:rPr>
+          <w:color w:val="000000"/>
+        </w:rPr>
+      </w:pPr>
+      <w:r>
+        <w:rPr>
+          <w:color w:val="000000"/>
+        </w:rPr>
+        <w:t>2. Số lượng người tham gia đang tăng.</w:t>
+      </w:r>
+    </w:p>
+    <w:p>
+      <w:pPr>
+        <w:spacing w:before="120" w:after="120"/>
+        <w:rPr>
+          <w:color w:val="000000"/>
+        </w:rPr>
+      </w:pPr>
+      <w:r>
+        <w:rPr>
+          <w:color w:val="000000"/>
+        </w:rPr>
+        <w:t>3. Một số học sinh đang chờ bên ngoài.</w:t>
+      </w:r>
+    </w:p>
+    <w:p>
+      <w:pPr>
+        <w:spacing w:before="120" w:after="120"/>
+        <w:rPr>
+          <w:color w:val="000000"/>
+        </w:rPr>
+      </w:pPr>
+      <w:r>
+        <w:rPr>
+          <w:color w:val="000000"/>
+        </w:rPr>
+        <w:t>4. Thông tin này rất hữu ích.</w:t>
+      </w:r>
+    </w:p>
+    <w:p>
+      <w:pPr>
+        <w:spacing w:before="120" w:after="120"/>
+        <w:rPr>
+          <w:color w:val="000000"/>
+        </w:rPr>
+      </w:pPr>
+      <w:r>
+        <w:rPr>
+          <w:color w:val="000000"/>
+        </w:rPr>
+        <w:t>5. Cả Nam và Lan đều đã hoàn thành.</w:t>
+      </w:r>
+    </w:p>
+    <w:p>
+      <w:pPr>
+        <w:spacing w:before="120" w:after="120"/>
+        <w:rPr>
+          <w:color w:val="000000"/>
+        </w:rPr>
+      </w:pPr>
+      <w:r>
+        <w:rPr>
+          <w:color w:val="000000"/>
+        </w:rPr>
+        <w:t>6. Hoặc giáo viên hoặc học sinh chịu trách nhiệm.</w:t>
+      </w:r>
+    </w:p>
+    <w:p>
+      <w:pPr>
+        <w:spacing w:before="120" w:after="120"/>
+        <w:rPr>
+          <w:color w:val="000000"/>
+        </w:rPr>
+      </w:pPr>
+      <w:r>
+        <w:rPr>
+          <w:color w:val="000000"/>
+        </w:rPr>
+        <w:t>7. Không giáo viên nào và cũng không hiệu trưởng có mặt.</w:t>
+      </w:r>
+    </w:p>
+    <w:p>
+      <w:pPr>
+        <w:spacing w:before="120" w:after="120"/>
+        <w:rPr>
+          <w:color w:val="000000"/>
+        </w:rPr>
+      </w:pPr>
+      <w:r>
+        <w:rPr>
+          <w:color w:val="000000"/>
+        </w:rPr>
+        <w:t>8. Đọc sách mỗi ngày giúp cải thiện vốn từ.</w:t>
+      </w:r>
+    </w:p>
+    <w:p>
+      <w:pPr>
+        <w:spacing w:before="120" w:after="120"/>
+        <w:rPr>
+          <w:color w:val="000000"/>
+        </w:rPr>
+      </w:pPr>
+      <w:r>
+        <w:rPr>
+          <w:color w:val="000000"/>
+        </w:rPr>
+        <w:t>9. Sáu mươi phần trăm lượng nước bị ô nhiễm.</w:t>
+      </w:r>
+    </w:p>
+    <w:p>
+      <w:pPr>
+        <w:spacing w:before="120" w:after="120"/>
+        <w:rPr>
+          <w:color w:val="000000"/>
+        </w:rPr>
+      </w:pPr>
+      <w:r>
+        <w:rPr>
+          <w:color w:val="000000"/>
+        </w:rPr>
+        <w:t>10. Có một vấn đề và vài giải pháp.</w:t>
+      </w:r>
+    </w:p>
+    <w:p>
+      <w:pPr>
+        <w:keepNext/>
+        <w:spacing w:before="240" w:after="80"/>
+        <w:rPr>
+          <w:b/>
+          <w:color w:val="000000"/>
+        </w:rPr>
+      </w:pPr>
+      <w:r>
+        <w:rPr>
+          <w:b/>
+          <w:color w:val="000000"/>
+        </w:rPr>
+        <w:t>PHẦN 9. ĐỌC HIỂU VÀ PHÂN TÍCH (10 điểm)</w:t>
+      </w:r>
+    </w:p>
+    <w:p>
+      <w:pPr>
+        <w:rPr>
+          <w:color w:val="000000"/>
+        </w:rPr>
+      </w:pPr>
+      <w:r>
+        <w:rPr>
+          <w:color w:val="000000"/>
+        </w:rPr>
+        <w:t>The number of volunteers at Green School is increasing every year. Each student receives basic training before joining a project. A number of local businesses also provide equipment and financial support. The school, together with community leaders, organizes monthly activities. Neither bad weather nor transportation problems stop the volunteers. Collecting rubbish and planting trees are their most common tasks. Although some of the work is difficult, every participant believes that small actions make a meaningful difference.</w:t>
+      </w:r>
+    </w:p>
+    <w:p>
+      <w:pPr>
+        <w:spacing w:before="80" w:after="120"/>
+        <w:rPr>
+          <w:color w:val="000000"/>
+        </w:rPr>
+      </w:pPr>
+      <w:r>
+        <w:rPr>
+          <w:color w:val="000000"/>
+        </w:rPr>
+        <w:t>1. What is increasing every year? 2. What does each student receive? 3. Who provides support? 4. Who organizes monthly activities? 5. What are the common tasks?</w:t>
+      </w:r>
+    </w:p>
+    <w:p>
+      <w:pPr>
+        <w:spacing w:before="120" w:after="120"/>
+        <w:rPr>
+          <w:color w:val="000000"/>
+        </w:rPr>
+      </w:pPr>
+      <w:r>
+        <w:rPr>
+          <w:color w:val="000000"/>
+        </w:rPr>
+        <w:lastRenderedPageBreak/>
+        <w:t>6. Why does “The number of volunteers” take is? 7. Why does “A number of businesses” take provide? 8. What is the subject of organizes? 9. Why does stop agree with transportation problems? 10. What is the subject of make in the final sentence?</w:t>
+      </w:r>
+    </w:p>
+    <w:p>
+      <w:pPr>
+        <w:keepNext/>
+        <w:spacing w:before="240" w:after="80"/>
+        <w:rPr>
+          <w:b/>
+          <w:color w:val="000000"/>
+        </w:rPr>
+      </w:pPr>
+      <w:r>
+        <w:rPr>
+          <w:b/>
+          <w:color w:val="000000"/>
+        </w:rPr>
+        <w:t>PHẦN 10. VIẾT (10 điểm)</w:t>
+      </w:r>
+    </w:p>
+    <w:p>
+      <w:pPr>
+        <w:rPr>
+          <w:color w:val="000000"/>
+        </w:rPr>
+      </w:pPr>
+      <w:r>
+        <w:rPr>
+          <w:color w:val="000000"/>
+        </w:rPr>
+        <w:t>Viết đoạn văn 100–120 từ về một hoạt động của lớp hoặc cộng đồng. Dùng ít nhất 8 cấu trúc hòa hợp khác nhau, trong đó có each/every, a number of, the number of, together with, either...or/neither...nor và V-ing làm chủ ngữ.</w:t>
+      </w:r>
+    </w:p>
+    <w:p>
+      <w:pPr>
+        <w:keepNext/>
+        <w:pageBreakBefore/>
+        <w:spacing w:before="240" w:after="80"/>
+        <w:rPr>
+          <w:b/>
+          <w:color w:val="000000"/>
+        </w:rPr>
+      </w:pPr>
+      <w:r>
+        <w:rPr>
+          <w:b/>
+          <w:color w:val="000000"/>
+        </w:rPr>
+        <w:lastRenderedPageBreak/>
+        <w:t>ĐÁP ÁN</w:t>
+      </w:r>
+    </w:p>
+    <w:p>
+      <w:pPr>
+        <w:keepNext/>
+        <w:spacing w:after="240"/>
+        <w:jc w:val="center"/>
+        <w:rPr>
+          <w:b/>
+          <w:color w:val="000000"/>
+          <w:sz w:val="30"/>
+        </w:rPr>
+      </w:pPr>
+      <w:r>
+        <w:rPr>
+          <w:b/>
+          <w:color w:val="000000"/>
+          <w:sz w:val="30"/>
+        </w:rPr>
+        <w:t>PHẦN 1</w:t>
+      </w:r>
+    </w:p>
+    <w:p>
+      <w:pPr>
+        <w:spacing w:after="160"/>
+        <w:rPr>
+          <w:color w:val="000000"/>
+        </w:rPr>
+      </w:pPr>
+      <w:r>
+        <w:rPr>
+          <w:color w:val="000000"/>
+        </w:rPr>
+        <w:t>1. A</w:t>
+      </w:r>
+    </w:p>
+    <w:p>
+      <w:pPr>
+        <w:spacing w:after="160"/>
+        <w:rPr>
+          <w:color w:val="000000"/>
+        </w:rPr>
+      </w:pPr>
+      <w:r>
+        <w:rPr>
+          <w:color w:val="000000"/>
+        </w:rPr>
+        <w:t>2. B</w:t>
+      </w:r>
+    </w:p>
+    <w:p>
+      <w:pPr>
+        <w:spacing w:after="160"/>
+        <w:rPr>
+          <w:color w:val="000000"/>
+        </w:rPr>
+      </w:pPr>
+      <w:r>
+        <w:rPr>
+          <w:color w:val="000000"/>
+        </w:rPr>
+        <w:t>3. A</w:t>
+      </w:r>
+    </w:p>
+    <w:p>
+      <w:pPr>
+        <w:spacing w:after="160"/>
+        <w:rPr>
+          <w:color w:val="000000"/>
+        </w:rPr>
+      </w:pPr>
+      <w:r>
+        <w:rPr>
+          <w:color w:val="000000"/>
+        </w:rPr>
+        <w:t>4. B</w:t>
+      </w:r>
+    </w:p>
+    <w:p>
+      <w:pPr>
+        <w:spacing w:after="160"/>
+        <w:rPr>
+          <w:color w:val="000000"/>
+        </w:rPr>
+      </w:pPr>
+      <w:r>
+        <w:rPr>
+          <w:color w:val="000000"/>
+        </w:rPr>
+        <w:t>5. A</w:t>
+      </w:r>
+    </w:p>
+    <w:p>
+      <w:pPr>
+        <w:spacing w:after="160"/>
+        <w:rPr>
+          <w:color w:val="000000"/>
+        </w:rPr>
+      </w:pPr>
+      <w:r>
+        <w:rPr>
+          <w:color w:val="000000"/>
+        </w:rPr>
+        <w:t>6. A</w:t>
+      </w:r>
+    </w:p>
+    <w:p>
+      <w:pPr>
+        <w:spacing w:after="160"/>
+        <w:rPr>
+          <w:color w:val="000000"/>
+        </w:rPr>
+      </w:pPr>
+      <w:r>
+        <w:rPr>
+          <w:color w:val="000000"/>
+        </w:rPr>
+        <w:t>7. B</w:t>
+      </w:r>
+    </w:p>
+    <w:p>
+      <w:pPr>
+        <w:spacing w:after="160"/>
+        <w:rPr>
+          <w:color w:val="000000"/>
+        </w:rPr>
+      </w:pPr>
+      <w:r>
+        <w:rPr>
+          <w:color w:val="000000"/>
+        </w:rPr>
+        <w:t>8. B</w:t>
+      </w:r>
+    </w:p>
+    <w:p>
+      <w:pPr>
+        <w:spacing w:after="160"/>
+        <w:rPr>
+          <w:color w:val="000000"/>
+        </w:rPr>
+      </w:pPr>
+      <w:r>
+        <w:rPr>
+          <w:color w:val="000000"/>
+        </w:rPr>
+        <w:t>9. A</w:t>
+      </w:r>
+    </w:p>
+    <w:p>
+      <w:pPr>
+        <w:spacing w:after="160"/>
+        <w:rPr>
+          <w:color w:val="000000"/>
+        </w:rPr>
+      </w:pPr>
+      <w:r>
+        <w:rPr>
+          <w:color w:val="000000"/>
+        </w:rPr>
+        <w:t>10. B</w:t>
+      </w:r>
+    </w:p>
+    <w:p>
+      <w:pPr>
+        <w:keepNext/>
+        <w:spacing w:before="240" w:after="80"/>
+        <w:rPr>
+          <w:b/>
+          <w:color w:val="000000"/>
+        </w:rPr>
+      </w:pPr>
+      <w:r>
+        <w:rPr>
+          <w:b/>
+          <w:color w:val="000000"/>
+        </w:rPr>
+        <w:t>PHẦN 2</w:t>
+      </w:r>
+    </w:p>
+    <w:p>
+      <w:pPr>
+        <w:spacing w:after="160"/>
+        <w:rPr>
+          <w:color w:val="000000"/>
+        </w:rPr>
+      </w:pPr>
+      <w:r>
+        <w:rPr>
+          <w:color w:val="000000"/>
+        </w:rPr>
+        <w:t>1. is</w:t>
+      </w:r>
+    </w:p>
+    <w:p>
+      <w:pPr>
+        <w:spacing w:after="160"/>
+        <w:rPr>
+          <w:color w:val="000000"/>
+        </w:rPr>
+      </w:pPr>
+      <w:r>
+        <w:rPr>
+          <w:color w:val="000000"/>
+        </w:rPr>
+        <w:t>2. is</w:t>
+      </w:r>
+    </w:p>
+    <w:p>
+      <w:pPr>
+        <w:spacing w:after="160"/>
+        <w:rPr>
+          <w:color w:val="000000"/>
+        </w:rPr>
+      </w:pPr>
+      <w:r>
+        <w:rPr>
+          <w:color w:val="000000"/>
+        </w:rPr>
+        <w:t>3. have</w:t>
+      </w:r>
+    </w:p>
+    <w:p>
+      <w:pPr>
+        <w:spacing w:after="160"/>
+        <w:rPr>
+          <w:color w:val="000000"/>
+        </w:rPr>
+      </w:pPr>
+      <w:r>
+        <w:rPr>
+          <w:color w:val="000000"/>
+        </w:rPr>
+        <w:t>4. is</w:t>
+      </w:r>
+    </w:p>
+    <w:p>
+      <w:pPr>
+        <w:spacing w:after="160"/>
+        <w:rPr>
+          <w:color w:val="000000"/>
+        </w:rPr>
+      </w:pPr>
+      <w:r>
+        <w:rPr>
+          <w:color w:val="000000"/>
+        </w:rPr>
+        <w:t>5. is</w:t>
+      </w:r>
+    </w:p>
+    <w:p>
+      <w:pPr>
+        <w:spacing w:after="160"/>
+        <w:rPr>
+          <w:color w:val="000000"/>
+        </w:rPr>
+      </w:pPr>
+      <w:r>
+        <w:rPr>
+          <w:color w:val="000000"/>
+        </w:rPr>
+        <w:t>6. have</w:t>
+      </w:r>
+    </w:p>
+    <w:p>
+      <w:pPr>
+        <w:spacing w:after="160"/>
+        <w:rPr>
+          <w:color w:val="000000"/>
+        </w:rPr>
+      </w:pPr>
+      <w:r>
+        <w:rPr>
+          <w:color w:val="000000"/>
+        </w:rPr>
+        <w:t>7. was</w:t>
+      </w:r>
+    </w:p>
+    <w:p>
+      <w:pPr>
+        <w:spacing w:after="160"/>
+        <w:rPr>
+          <w:color w:val="000000"/>
+        </w:rPr>
+      </w:pPr>
+      <w:r>
+        <w:rPr>
+          <w:color w:val="000000"/>
+        </w:rPr>
+        <w:t>8. is</w:t>
+      </w:r>
+    </w:p>
+    <w:p>
+      <w:pPr>
+        <w:spacing w:after="160"/>
+        <w:rPr>
+          <w:color w:val="000000"/>
+        </w:rPr>
+      </w:pPr>
+      <w:r>
+        <w:rPr>
+          <w:color w:val="000000"/>
+        </w:rPr>
+        <w:t>9. were</w:t>
+      </w:r>
+    </w:p>
+    <w:p>
+      <w:pPr>
+        <w:spacing w:after="160"/>
+        <w:rPr>
+          <w:color w:val="000000"/>
+        </w:rPr>
+      </w:pPr>
+      <w:r>
+        <w:rPr>
+          <w:color w:val="000000"/>
+        </w:rPr>
+        <w:t>10. is</w:t>
+      </w:r>
+    </w:p>
+    <w:p>
+      <w:pPr>
+        <w:keepNext/>
+        <w:spacing w:before="240" w:after="80"/>
+        <w:rPr>
+          <w:b/>
+          <w:color w:val="000000"/>
+        </w:rPr>
+      </w:pPr>
+      <w:r>
+        <w:rPr>
+          <w:b/>
+          <w:color w:val="000000"/>
+        </w:rPr>
+        <w:t>PHẦN 3</w:t>
+      </w:r>
+    </w:p>
+    <w:p>
+      <w:pPr>
+        <w:spacing w:after="160"/>
+        <w:rPr>
+          <w:color w:val="000000"/>
+        </w:rPr>
+      </w:pPr>
+      <w:r>
+        <w:rPr>
+          <w:color w:val="000000"/>
+        </w:rPr>
+        <w:t>1. are</w:t>
+      </w:r>
+    </w:p>
+    <w:p>
+      <w:pPr>
+        <w:spacing w:after="160"/>
+        <w:rPr>
+          <w:color w:val="000000"/>
+        </w:rPr>
+      </w:pPr>
+      <w:r>
+        <w:rPr>
+          <w:color w:val="000000"/>
+        </w:rPr>
+        <w:t>2. is</w:t>
+      </w:r>
+    </w:p>
+    <w:p>
+      <w:pPr>
+        <w:spacing w:after="160"/>
+        <w:rPr>
+          <w:color w:val="000000"/>
+        </w:rPr>
+      </w:pPr>
+      <w:r>
+        <w:rPr>
+          <w:color w:val="000000"/>
+        </w:rPr>
+        <w:t>3. are</w:t>
+      </w:r>
+    </w:p>
+    <w:p>
+      <w:pPr>
+        <w:spacing w:after="160"/>
+        <w:rPr>
+          <w:color w:val="000000"/>
+        </w:rPr>
+      </w:pPr>
+      <w:r>
+        <w:rPr>
+          <w:color w:val="000000"/>
+        </w:rPr>
+        <w:t>4. is</w:t>
+      </w:r>
+    </w:p>
+    <w:p>
+      <w:pPr>
+        <w:spacing w:after="160"/>
+        <w:rPr>
+          <w:color w:val="000000"/>
+        </w:rPr>
+      </w:pPr>
+      <w:r>
+        <w:rPr>
+          <w:color w:val="000000"/>
+        </w:rPr>
+        <w:t>5. are</w:t>
+      </w:r>
+    </w:p>
+    <w:p>
+      <w:pPr>
+        <w:spacing w:after="160"/>
+        <w:rPr>
+          <w:color w:val="000000"/>
+        </w:rPr>
+      </w:pPr>
+      <w:r>
+        <w:rPr>
+          <w:color w:val="000000"/>
+        </w:rPr>
+        <w:t>6. has</w:t>
+      </w:r>
+    </w:p>
+    <w:p>
+      <w:pPr>
+        <w:spacing w:after="160"/>
+        <w:rPr>
+          <w:color w:val="000000"/>
+        </w:rPr>
+      </w:pPr>
+      <w:r>
+        <w:rPr>
+          <w:color w:val="000000"/>
+        </w:rPr>
+        <w:lastRenderedPageBreak/>
+        <w:t>7. are</w:t>
+      </w:r>
+    </w:p>
+    <w:p>
+      <w:pPr>
+        <w:spacing w:after="160"/>
+        <w:rPr>
+          <w:color w:val="000000"/>
+        </w:rPr>
+      </w:pPr>
+      <w:r>
+        <w:rPr>
+          <w:color w:val="000000"/>
+        </w:rPr>
+        <w:t>8. has</w:t>
+      </w:r>
+    </w:p>
+    <w:p>
+      <w:pPr>
+        <w:spacing w:after="160"/>
+        <w:rPr>
+          <w:color w:val="000000"/>
+        </w:rPr>
+      </w:pPr>
+      <w:r>
+        <w:rPr>
+          <w:color w:val="000000"/>
+        </w:rPr>
+        <w:t>9. has</w:t>
+      </w:r>
+    </w:p>
+    <w:p>
+      <w:pPr>
+        <w:spacing w:after="160"/>
+        <w:rPr>
+          <w:color w:val="000000"/>
+        </w:rPr>
+      </w:pPr>
+      <w:r>
+        <w:rPr>
+          <w:color w:val="000000"/>
+        </w:rPr>
+        <w:t>10. are</w:t>
+      </w:r>
+    </w:p>
+    <w:p>
+      <w:pPr>
+        <w:keepNext/>
+        <w:spacing w:before="240" w:after="80"/>
+        <w:rPr>
+          <w:b/>
+          <w:color w:val="000000"/>
+        </w:rPr>
+      </w:pPr>
+      <w:r>
+        <w:rPr>
+          <w:b/>
+          <w:color w:val="000000"/>
+        </w:rPr>
+        <w:t>PHẦN 4</w:t>
+      </w:r>
+    </w:p>
+    <w:p>
+      <w:pPr>
+        <w:spacing w:after="160"/>
+        <w:rPr>
+          <w:color w:val="000000"/>
+        </w:rPr>
+      </w:pPr>
+      <w:r>
+        <w:rPr>
+          <w:color w:val="000000"/>
+        </w:rPr>
+        <w:t>1. are</w:t>
+      </w:r>
+    </w:p>
+    <w:p>
+      <w:pPr>
+        <w:spacing w:after="160"/>
+        <w:rPr>
+          <w:color w:val="000000"/>
+        </w:rPr>
+      </w:pPr>
+      <w:r>
+        <w:rPr>
+          <w:color w:val="000000"/>
+        </w:rPr>
+        <w:t>2. is</w:t>
+      </w:r>
+    </w:p>
+    <w:p>
+      <w:pPr>
+        <w:spacing w:after="160"/>
+        <w:rPr>
+          <w:color w:val="000000"/>
+        </w:rPr>
+      </w:pPr>
+      <w:r>
+        <w:rPr>
+          <w:color w:val="000000"/>
+        </w:rPr>
+        <w:t>3. is</w:t>
+      </w:r>
+    </w:p>
+    <w:p>
+      <w:pPr>
+        <w:spacing w:after="160"/>
+        <w:rPr>
+          <w:color w:val="000000"/>
+        </w:rPr>
+      </w:pPr>
+      <w:r>
+        <w:rPr>
+          <w:color w:val="000000"/>
+        </w:rPr>
+        <w:t>4. are</w:t>
+      </w:r>
+    </w:p>
+    <w:p>
+      <w:pPr>
+        <w:spacing w:after="160"/>
+        <w:rPr>
+          <w:color w:val="000000"/>
+        </w:rPr>
+      </w:pPr>
+      <w:r>
+        <w:rPr>
+          <w:color w:val="000000"/>
+        </w:rPr>
+        <w:t>5. is</w:t>
+      </w:r>
+    </w:p>
+    <w:p>
+      <w:pPr>
+        <w:spacing w:after="160"/>
+        <w:rPr>
+          <w:color w:val="000000"/>
+        </w:rPr>
+      </w:pPr>
+      <w:r>
+        <w:rPr>
+          <w:color w:val="000000"/>
+        </w:rPr>
+        <w:t>6. are</w:t>
+      </w:r>
+    </w:p>
+    <w:p>
+      <w:pPr>
+        <w:spacing w:after="160"/>
+        <w:rPr>
+          <w:color w:val="000000"/>
+        </w:rPr>
+      </w:pPr>
+      <w:r>
+        <w:rPr>
+          <w:color w:val="000000"/>
+        </w:rPr>
+        <w:t>7. has</w:t>
+      </w:r>
+    </w:p>
+    <w:p>
+      <w:pPr>
+        <w:spacing w:after="160"/>
+        <w:rPr>
+          <w:color w:val="000000"/>
+        </w:rPr>
+      </w:pPr>
+      <w:r>
+        <w:rPr>
+          <w:color w:val="000000"/>
+        </w:rPr>
+        <w:t>8. is</w:t>
+      </w:r>
+    </w:p>
+    <w:p>
+      <w:pPr>
+        <w:spacing w:after="160"/>
+        <w:rPr>
+          <w:color w:val="000000"/>
+        </w:rPr>
+      </w:pPr>
+      <w:r>
+        <w:rPr>
+          <w:color w:val="000000"/>
+        </w:rPr>
+        <w:t>9. is</w:t>
+      </w:r>
+    </w:p>
+    <w:p>
+      <w:pPr>
+        <w:spacing w:after="160"/>
+        <w:rPr>
+          <w:color w:val="000000"/>
+        </w:rPr>
+      </w:pPr>
+      <w:r>
+        <w:rPr>
+          <w:color w:val="000000"/>
+        </w:rPr>
+        <w:t>10. have</w:t>
+      </w:r>
+    </w:p>
+    <w:p>
+      <w:pPr>
+        <w:keepNext/>
+        <w:spacing w:before="240" w:after="80"/>
+        <w:rPr>
+          <w:b/>
+          <w:color w:val="000000"/>
+        </w:rPr>
+      </w:pPr>
+      <w:r>
+        <w:rPr>
+          <w:b/>
+          <w:color w:val="000000"/>
+        </w:rPr>
+        <w:t>PHẦN 5</w:t>
+      </w:r>
+    </w:p>
+    <w:p>
+      <w:pPr>
+        <w:spacing w:after="160"/>
+        <w:rPr>
+          <w:color w:val="000000"/>
+        </w:rPr>
+      </w:pPr>
+      <w:r>
+        <w:rPr>
+          <w:color w:val="000000"/>
+        </w:rPr>
+        <w:t>1. receives</w:t>
+      </w:r>
+    </w:p>
+    <w:p>
+      <w:pPr>
+        <w:spacing w:after="160"/>
+        <w:rPr>
+          <w:color w:val="000000"/>
+        </w:rPr>
+      </w:pPr>
+      <w:r>
+        <w:rPr>
+          <w:color w:val="000000"/>
+        </w:rPr>
+        <w:t>2. is</w:t>
+      </w:r>
+    </w:p>
+    <w:p>
+      <w:pPr>
+        <w:spacing w:after="160"/>
+        <w:rPr>
+          <w:color w:val="000000"/>
+        </w:rPr>
+      </w:pPr>
+      <w:r>
+        <w:rPr>
+          <w:color w:val="000000"/>
+        </w:rPr>
+        <w:t>3. know</w:t>
+      </w:r>
+    </w:p>
+    <w:p>
+      <w:pPr>
+        <w:spacing w:after="160"/>
+        <w:rPr>
+          <w:color w:val="000000"/>
+        </w:rPr>
+      </w:pPr>
+      <w:r>
+        <w:rPr>
+          <w:color w:val="000000"/>
+        </w:rPr>
+        <w:t>4. makes</w:t>
+      </w:r>
+    </w:p>
+    <w:p>
+      <w:pPr>
+        <w:spacing w:after="160"/>
+        <w:rPr>
+          <w:color w:val="000000"/>
+        </w:rPr>
+      </w:pPr>
+      <w:r>
+        <w:rPr>
+          <w:color w:val="000000"/>
+        </w:rPr>
+        <w:t>5. is</w:t>
+      </w:r>
+    </w:p>
+    <w:p>
+      <w:pPr>
+        <w:spacing w:after="160"/>
+        <w:rPr>
+          <w:color w:val="000000"/>
+        </w:rPr>
+      </w:pPr>
+      <w:r>
+        <w:rPr>
+          <w:color w:val="000000"/>
+        </w:rPr>
+        <w:t>6. is</w:t>
+      </w:r>
+    </w:p>
+    <w:p>
+      <w:pPr>
+        <w:spacing w:after="160"/>
+        <w:rPr>
+          <w:color w:val="000000"/>
+        </w:rPr>
+      </w:pPr>
+      <w:r>
+        <w:rPr>
+          <w:color w:val="000000"/>
+        </w:rPr>
+        <w:t>7. needs</w:t>
+      </w:r>
+    </w:p>
+    <w:p>
+      <w:pPr>
+        <w:spacing w:after="160"/>
+        <w:rPr>
+          <w:color w:val="000000"/>
+        </w:rPr>
+      </w:pPr>
+      <w:r>
+        <w:rPr>
+          <w:color w:val="000000"/>
+        </w:rPr>
+        <w:t>8. is</w:t>
+      </w:r>
+    </w:p>
+    <w:p>
+      <w:pPr>
+        <w:spacing w:after="160"/>
+        <w:rPr>
+          <w:color w:val="000000"/>
+        </w:rPr>
+      </w:pPr>
+      <w:r>
+        <w:rPr>
+          <w:color w:val="000000"/>
+        </w:rPr>
+        <w:t>9. requires</w:t>
+      </w:r>
+    </w:p>
+    <w:p>
+      <w:pPr>
+        <w:spacing w:after="160"/>
+        <w:rPr>
+          <w:color w:val="000000"/>
+        </w:rPr>
+      </w:pPr>
+      <w:r>
+        <w:rPr>
+          <w:color w:val="000000"/>
+        </w:rPr>
+        <w:t>10. depend</w:t>
+      </w:r>
+    </w:p>
+    <w:p>
+      <w:pPr>
+        <w:keepNext/>
+        <w:spacing w:before="240" w:after="80"/>
+        <w:rPr>
+          <w:b/>
+          <w:color w:val="000000"/>
+        </w:rPr>
+      </w:pPr>
+      <w:r>
+        <w:rPr>
+          <w:b/>
+          <w:color w:val="000000"/>
+        </w:rPr>
+        <w:t>PHẦN 6</w:t>
+      </w:r>
+    </w:p>
+    <w:p>
+      <w:pPr>
+        <w:spacing w:after="160"/>
+        <w:rPr>
+          <w:color w:val="000000"/>
+        </w:rPr>
+      </w:pPr>
+      <w:r>
+        <w:rPr>
+          <w:color w:val="000000"/>
+        </w:rPr>
+        <w:t>1. is</w:t>
+      </w:r>
+    </w:p>
+    <w:p>
+      <w:pPr>
+        <w:spacing w:after="160"/>
+        <w:rPr>
+          <w:color w:val="000000"/>
+        </w:rPr>
+      </w:pPr>
+      <w:r>
+        <w:rPr>
+          <w:color w:val="000000"/>
+        </w:rPr>
+        <w:t>2. Each student has</w:t>
+      </w:r>
+    </w:p>
+    <w:p>
+      <w:pPr>
+        <w:spacing w:after="160"/>
+        <w:rPr>
+          <w:color w:val="000000"/>
+        </w:rPr>
+      </w:pPr>
+      <w:r>
+        <w:rPr>
+          <w:color w:val="000000"/>
+        </w:rPr>
+        <w:t>3. are</w:t>
+      </w:r>
+    </w:p>
+    <w:p>
+      <w:pPr>
+        <w:spacing w:after="160"/>
+        <w:rPr>
+          <w:color w:val="000000"/>
+        </w:rPr>
+      </w:pPr>
+      <w:r>
+        <w:rPr>
+          <w:color w:val="000000"/>
+        </w:rPr>
+        <w:lastRenderedPageBreak/>
+        <w:t>4. is</w:t>
+      </w:r>
+    </w:p>
+    <w:p>
+      <w:pPr>
+        <w:spacing w:after="160"/>
+        <w:rPr>
+          <w:color w:val="000000"/>
+        </w:rPr>
+      </w:pPr>
+      <w:r>
+        <w:rPr>
+          <w:color w:val="000000"/>
+        </w:rPr>
+        <w:t>5. is</w:t>
+      </w:r>
+    </w:p>
+    <w:p>
+      <w:pPr>
+        <w:spacing w:after="160"/>
+        <w:rPr>
+          <w:color w:val="000000"/>
+        </w:rPr>
+      </w:pPr>
+      <w:r>
+        <w:rPr>
+          <w:color w:val="000000"/>
+        </w:rPr>
+        <w:t>6. was</w:t>
+      </w:r>
+    </w:p>
+    <w:p>
+      <w:pPr>
+        <w:spacing w:after="160"/>
+        <w:rPr>
+          <w:color w:val="000000"/>
+        </w:rPr>
+      </w:pPr>
+      <w:r>
+        <w:rPr>
+          <w:color w:val="000000"/>
+        </w:rPr>
+        <w:t>7. lives</w:t>
+      </w:r>
+    </w:p>
+    <w:p>
+      <w:pPr>
+        <w:spacing w:after="160"/>
+        <w:rPr>
+          <w:color w:val="000000"/>
+        </w:rPr>
+      </w:pPr>
+      <w:r>
+        <w:rPr>
+          <w:color w:val="000000"/>
+        </w:rPr>
+        <w:t>8. have</w:t>
+      </w:r>
+    </w:p>
+    <w:p>
+      <w:pPr>
+        <w:spacing w:after="160"/>
+        <w:rPr>
+          <w:color w:val="000000"/>
+        </w:rPr>
+      </w:pPr>
+      <w:r>
+        <w:rPr>
+          <w:color w:val="000000"/>
+        </w:rPr>
+        <w:t>9. is</w:t>
+      </w:r>
+    </w:p>
+    <w:p>
+      <w:pPr>
+        <w:spacing w:after="160"/>
+        <w:rPr>
+          <w:color w:val="000000"/>
+        </w:rPr>
+      </w:pPr>
+      <w:r>
+        <w:rPr>
+          <w:color w:val="000000"/>
+        </w:rPr>
+        <w:t>10. are</w:t>
+      </w:r>
+    </w:p>
+    <w:p>
+      <w:pPr>
+        <w:keepNext/>
+        <w:spacing w:before="240" w:after="80"/>
+        <w:rPr>
+          <w:b/>
+          <w:color w:val="000000"/>
+        </w:rPr>
+      </w:pPr>
+      <w:r>
+        <w:rPr>
+          <w:b/>
+          <w:color w:val="000000"/>
+        </w:rPr>
+        <w:t>PHẦN 7</w:t>
+      </w:r>
+    </w:p>
+    <w:p>
+      <w:pPr>
+        <w:spacing w:after="160"/>
+        <w:rPr>
+          <w:color w:val="000000"/>
+        </w:rPr>
+      </w:pPr>
+      <w:r>
+        <w:rPr>
+          <w:color w:val="000000"/>
+        </w:rPr>
+        <w:t>1. is</w:t>
+      </w:r>
+    </w:p>
+    <w:p>
+      <w:pPr>
+        <w:spacing w:after="160"/>
+        <w:rPr>
+          <w:color w:val="000000"/>
+        </w:rPr>
+      </w:pPr>
+      <w:r>
+        <w:rPr>
+          <w:color w:val="000000"/>
+        </w:rPr>
+        <w:t>2. has</w:t>
+      </w:r>
+    </w:p>
+    <w:p>
+      <w:pPr>
+        <w:spacing w:after="160"/>
+        <w:rPr>
+          <w:color w:val="000000"/>
+        </w:rPr>
+      </w:pPr>
+      <w:r>
+        <w:rPr>
+          <w:color w:val="000000"/>
+        </w:rPr>
+        <w:t>3. are</w:t>
+      </w:r>
+    </w:p>
+    <w:p>
+      <w:pPr>
+        <w:spacing w:after="160"/>
+        <w:rPr>
+          <w:color w:val="000000"/>
+        </w:rPr>
+      </w:pPr>
+      <w:r>
+        <w:rPr>
+          <w:color w:val="000000"/>
+        </w:rPr>
+        <w:t>4. is</w:t>
+      </w:r>
+    </w:p>
+    <w:p>
+      <w:pPr>
+        <w:spacing w:after="160"/>
+        <w:rPr>
+          <w:color w:val="000000"/>
+        </w:rPr>
+      </w:pPr>
+      <w:r>
+        <w:rPr>
+          <w:color w:val="000000"/>
+        </w:rPr>
+        <w:t>5. needs</w:t>
+      </w:r>
+    </w:p>
+    <w:p>
+      <w:pPr>
+        <w:spacing w:after="160"/>
+        <w:rPr>
+          <w:color w:val="000000"/>
+        </w:rPr>
+      </w:pPr>
+      <w:r>
+        <w:rPr>
+          <w:color w:val="000000"/>
+        </w:rPr>
+        <w:t>6. is</w:t>
+      </w:r>
+    </w:p>
+    <w:p>
+      <w:pPr>
+        <w:spacing w:after="160"/>
+        <w:rPr>
+          <w:color w:val="000000"/>
+        </w:rPr>
+      </w:pPr>
+      <w:r>
+        <w:rPr>
+          <w:color w:val="000000"/>
+        </w:rPr>
+        <w:t>7. provide</w:t>
+      </w:r>
+    </w:p>
+    <w:p>
+      <w:pPr>
+        <w:spacing w:after="160"/>
+        <w:rPr>
+          <w:color w:val="000000"/>
+        </w:rPr>
+      </w:pPr>
+      <w:r>
+        <w:rPr>
+          <w:color w:val="000000"/>
+        </w:rPr>
+        <w:t>8. is</w:t>
+      </w:r>
+    </w:p>
+    <w:p>
+      <w:pPr>
+        <w:spacing w:after="160"/>
+        <w:rPr>
+          <w:color w:val="000000"/>
+        </w:rPr>
+      </w:pPr>
+      <w:r>
+        <w:rPr>
+          <w:color w:val="000000"/>
+        </w:rPr>
+        <w:t>9. are</w:t>
+      </w:r>
+    </w:p>
+    <w:p>
+      <w:pPr>
+        <w:spacing w:after="160"/>
+        <w:rPr>
+          <w:color w:val="000000"/>
+        </w:rPr>
+      </w:pPr>
+      <w:r>
+        <w:rPr>
+          <w:color w:val="000000"/>
+        </w:rPr>
+        <w:t>10. is</w:t>
+      </w:r>
+    </w:p>
+    <w:p>
+      <w:pPr>
+        <w:keepNext/>
+        <w:spacing w:before="240" w:after="80"/>
+        <w:rPr>
+          <w:b/>
+          <w:color w:val="000000"/>
+        </w:rPr>
+      </w:pPr>
+      <w:r>
+        <w:rPr>
+          <w:b/>
+          <w:color w:val="000000"/>
+        </w:rPr>
+        <w:t>PHẦN 8</w:t>
+      </w:r>
+    </w:p>
+    <w:p>
+      <w:pPr>
+        <w:spacing w:after="160"/>
+        <w:rPr>
+          <w:color w:val="000000"/>
+        </w:rPr>
+      </w:pPr>
+      <w:r>
+        <w:rPr>
+          <w:color w:val="000000"/>
+        </w:rPr>
+        <w:t>1. Each student has an account</w:t>
+      </w:r>
+    </w:p>
+    <w:p>
+      <w:pPr>
+        <w:spacing w:after="160"/>
+        <w:rPr>
+          <w:color w:val="000000"/>
+        </w:rPr>
+      </w:pPr>
+      <w:r>
+        <w:rPr>
+          <w:color w:val="000000"/>
+        </w:rPr>
+        <w:t>2. The number of participants is increasing</w:t>
+      </w:r>
+    </w:p>
+    <w:p>
+      <w:pPr>
+        <w:spacing w:after="160"/>
+        <w:rPr>
+          <w:color w:val="000000"/>
+        </w:rPr>
+      </w:pPr>
+      <w:r>
+        <w:rPr>
+          <w:color w:val="000000"/>
+        </w:rPr>
+        <w:t>3. A number of students are waiting outside</w:t>
+      </w:r>
+    </w:p>
+    <w:p>
+      <w:pPr>
+        <w:spacing w:after="160"/>
+        <w:rPr>
+          <w:color w:val="000000"/>
+        </w:rPr>
+      </w:pPr>
+      <w:r>
+        <w:rPr>
+          <w:color w:val="000000"/>
+        </w:rPr>
+        <w:t>4. This information is very useful</w:t>
+      </w:r>
+    </w:p>
+    <w:p>
+      <w:pPr>
+        <w:spacing w:after="160"/>
+        <w:rPr>
+          <w:color w:val="000000"/>
+        </w:rPr>
+      </w:pPr>
+      <w:r>
+        <w:rPr>
+          <w:color w:val="000000"/>
+        </w:rPr>
+        <w:t>5. Both Nam and Lan have finished</w:t>
+      </w:r>
+    </w:p>
+    <w:p>
+      <w:pPr>
+        <w:spacing w:after="160"/>
+        <w:rPr>
+          <w:color w:val="000000"/>
+        </w:rPr>
+      </w:pPr>
+      <w:r>
+        <w:rPr>
+          <w:color w:val="000000"/>
+        </w:rPr>
+        <w:t>6. Either the teacher or the students are responsible</w:t>
+      </w:r>
+    </w:p>
+    <w:p>
+      <w:pPr>
+        <w:spacing w:after="160"/>
+        <w:rPr>
+          <w:color w:val="000000"/>
+        </w:rPr>
+      </w:pPr>
+      <w:r>
+        <w:rPr>
+          <w:color w:val="000000"/>
+        </w:rPr>
+        <w:t>7. Neither the teachers nor the principal is present</w:t>
+      </w:r>
+    </w:p>
+    <w:p>
+      <w:pPr>
+        <w:spacing w:after="160"/>
+        <w:rPr>
+          <w:color w:val="000000"/>
+        </w:rPr>
+      </w:pPr>
+      <w:r>
+        <w:rPr>
+          <w:color w:val="000000"/>
+        </w:rPr>
+        <w:t>8. Reading every day helps improve vocabulary</w:t>
+      </w:r>
+    </w:p>
+    <w:p>
+      <w:pPr>
+        <w:spacing w:after="160"/>
+        <w:rPr>
+          <w:color w:val="000000"/>
+        </w:rPr>
+      </w:pPr>
+      <w:r>
+        <w:rPr>
+          <w:color w:val="000000"/>
+        </w:rPr>
+        <w:t>9. Sixty percent of the water is polluted</w:t>
+      </w:r>
+    </w:p>
+    <w:p>
+      <w:pPr>
+        <w:spacing w:after="160"/>
+        <w:rPr>
+          <w:color w:val="000000"/>
+        </w:rPr>
+      </w:pPr>
+      <w:r>
+        <w:rPr>
+          <w:color w:val="000000"/>
+        </w:rPr>
+        <w:t>10. There is a problem and several solutions</w:t>
+      </w:r>
+    </w:p>
+    <w:p>
+      <w:pPr>
+        <w:keepNext/>
+        <w:spacing w:before="240" w:after="80"/>
+        <w:rPr>
+          <w:b/>
+          <w:color w:val="000000"/>
+        </w:rPr>
+      </w:pPr>
+      <w:r>
+        <w:rPr>
+          <w:b/>
+          <w:color w:val="000000"/>
+        </w:rPr>
+        <w:lastRenderedPageBreak/>
+        <w:t>PHẦN 9</w:t>
+      </w:r>
+    </w:p>
+    <w:p>
+      <w:pPr>
+        <w:spacing w:after="160"/>
+        <w:rPr>
+          <w:color w:val="000000"/>
+        </w:rPr>
+      </w:pPr>
+      <w:r>
+        <w:rPr>
+          <w:color w:val="000000"/>
+        </w:rPr>
+        <w:t>1. The number of volunteers</w:t>
+      </w:r>
+    </w:p>
+    <w:p>
+      <w:pPr>
+        <w:spacing w:after="160"/>
+        <w:rPr>
+          <w:color w:val="000000"/>
+        </w:rPr>
+      </w:pPr>
+      <w:r>
+        <w:rPr>
+          <w:color w:val="000000"/>
+        </w:rPr>
+        <w:t>2. Basic training</w:t>
+      </w:r>
+    </w:p>
+    <w:p>
+      <w:pPr>
+        <w:spacing w:after="160"/>
+        <w:rPr>
+          <w:color w:val="000000"/>
+        </w:rPr>
+      </w:pPr>
+      <w:r>
+        <w:rPr>
+          <w:color w:val="000000"/>
+        </w:rPr>
+        <w:t>3. Local businesses</w:t>
+      </w:r>
+    </w:p>
+    <w:p>
+      <w:pPr>
+        <w:spacing w:after="160"/>
+        <w:rPr>
+          <w:color w:val="000000"/>
+        </w:rPr>
+      </w:pPr>
+      <w:r>
+        <w:rPr>
+          <w:color w:val="000000"/>
+        </w:rPr>
+        <w:t>4. The school</w:t>
+      </w:r>
+    </w:p>
+    <w:p>
+      <w:pPr>
+        <w:spacing w:after="160"/>
+        <w:rPr>
+          <w:color w:val="000000"/>
+        </w:rPr>
+      </w:pPr>
+      <w:r>
+        <w:rPr>
+          <w:color w:val="000000"/>
+        </w:rPr>
+        <w:t>5. Collecting rubbish and planting trees</w:t>
+      </w:r>
+    </w:p>
+    <w:p>
+      <w:pPr>
+        <w:spacing w:after="160"/>
+        <w:rPr>
+          <w:color w:val="000000"/>
+        </w:rPr>
+      </w:pPr>
+      <w:r>
+        <w:rPr>
+          <w:color w:val="000000"/>
+        </w:rPr>
+        <w:t>6. The number is the singular head noun</w:t>
+      </w:r>
+    </w:p>
+    <w:p>
+      <w:pPr>
+        <w:spacing w:after="160"/>
+        <w:rPr>
+          <w:color w:val="000000"/>
+        </w:rPr>
+      </w:pPr>
+      <w:r>
+        <w:rPr>
+          <w:color w:val="000000"/>
+        </w:rPr>
+        <w:t>7. A number of means several and takes a plural verb</w:t>
+      </w:r>
+    </w:p>
+    <w:p>
+      <w:pPr>
+        <w:spacing w:after="160"/>
+        <w:rPr>
+          <w:color w:val="000000"/>
+        </w:rPr>
+      </w:pPr>
+      <w:r>
+        <w:rPr>
+          <w:color w:val="000000"/>
+        </w:rPr>
+        <w:t>8. The school</w:t>
+      </w:r>
+    </w:p>
+    <w:p>
+      <w:pPr>
+        <w:spacing w:after="160"/>
+        <w:rPr>
+          <w:color w:val="000000"/>
+        </w:rPr>
+      </w:pPr>
+      <w:r>
+        <w:rPr>
+          <w:color w:val="000000"/>
+        </w:rPr>
+        <w:t>9. With neither...nor, the verb agrees with the nearer subject</w:t>
+      </w:r>
+    </w:p>
+    <w:p>
+      <w:pPr>
+        <w:spacing w:after="160"/>
+        <w:rPr>
+          <w:color w:val="000000"/>
+        </w:rPr>
+      </w:pPr>
+      <w:r>
+        <w:rPr>
+          <w:color w:val="000000"/>
+        </w:rPr>
+        <w:t>10. Small actions</w:t>
+      </w:r>
+    </w:p>
+    <w:p>
+      <w:pPr>
+        <w:keepNext/>
+        <w:spacing w:before="240" w:after="80"/>
+        <w:rPr>
+          <w:b/>
+          <w:color w:val="000000"/>
+        </w:rPr>
+      </w:pPr>
+      <w:r>
+        <w:rPr>
+          <w:b/>
+          <w:color w:val="000000"/>
+        </w:rPr>
+        <w:t>PHẦN 10 – BÀI MẪU</w:t>
+      </w:r>
+    </w:p>
+    <w:p>
+      <w:pPr>
+        <w:rPr>
+          <w:b/>
+          <w:color w:val="000000"/>
+        </w:rPr>
+      </w:pPr>
+      <w:r>
+        <w:rPr>
+          <w:b/>
+          <w:color w:val="000000"/>
+        </w:rPr>
+        <w:t>The number of students joining our neighborhood clean-up is increasing. Each volunteer receives gloves, and every group has a team leader. A number of local businesses provide bags and drinking water. Our class, together with two teachers, organizes the activity monthly. Either the class monitor or the teachers are responsible for checking attendance. Neither hot weather nor light rain stops us from working. Collecting rubbish and sorting recyclable materials are our main tasks. Some of the work is tiring, but most students are enthusiastic. Helping the community gives everyone useful experience. At the end of each activity, the amount of rubbish collected is recorded, and every participant feels proud of the result.</w:t>
+      </w:r>
+    </w:p>
+    <w:p>
+      <w:pPr>
+        <w:rPr>
+          <w:color w:val="000000"/>
+        </w:rPr>
+      </w:pPr>
     </w:p>
     <w:sectPr>
       <w:pgSz w:w="11906" w:h="16838"/>
-      <w:pgMar w:top="1134" w:right="1134" w:bottom="1134" w:left="1134"/>
+      <w:pgMar w:top="1134" w:right="1134" w:bottom="1134" w:left="1134" w:header="720" w:footer="720" w:gutter="0"/>
+      <w:cols w:space="720"/>
     </w:sectPr>
   </w:body>
 </w:document>
